--- a/legal/전문가_상담_질문지.docx
+++ b/legal/전문가_상담_질문지.docx
@@ -301,10 +301,10 @@
           <w:b/>
           <w:bCs/>
         </w:rPr>
-        <w:t xml:space="preserve">제휴 정신건강의학과</w:t>
-      </w:r>
-      <w:r>
-        <w:t xml:space="preserve">에 연결하는 앱입니다. 앱은 의료기관이 아니며 진단·처방을 하지 않습니다. 현재 법인 설립 전입니다.</w:t>
+        <w:t xml:space="preserve">제휴 심리상담사업자(심리상담소)</w:t>
+      </w:r>
+      <w:r>
+        <w:t xml:space="preserve">에 연결하는 앱입니다. 앱도 제휴 상담소도 의료기관이 아니며, 의료행위를 하지 않습니다. 현재 법인 설립 전입니다.</w:t>
       </w:r>
     </w:p>
     <w:p>
@@ -512,7 +512,7 @@
                 <w:sz w:val="19"/>
                 <w:szCs w:val="19"/>
               </w:rPr>
-              <w:t xml:space="preserve">병원 채널</w:t>
+              <w:t xml:space="preserve">상담소 채널</w:t>
             </w:r>
           </w:p>
         </w:tc>
@@ -545,7 +545,7 @@
                 <w:sz w:val="19"/>
                 <w:szCs w:val="19"/>
               </w:rPr>
-              <w:t xml:space="preserve">병원이 환자를 앱에 등록</w:t>
+              <w:t xml:space="preserve">제휴 심리상담소가 내담자를 앱에 등록</w:t>
             </w:r>
           </w:p>
         </w:tc>
@@ -578,7 +578,7 @@
                 <w:sz w:val="19"/>
                 <w:szCs w:val="19"/>
               </w:rPr>
-              <w:t xml:space="preserve">병원 90% / 앱 7% / 결제수수료 약 3%</w:t>
+              <w:t xml:space="preserve">상담소 90% / 앱 7% / 결제수수료 약 3%</w:t>
             </w:r>
           </w:p>
         </w:tc>
@@ -611,7 +611,7 @@
                 <w:sz w:val="19"/>
                 <w:szCs w:val="19"/>
               </w:rPr>
-              <w:t xml:space="preserve">병원</w:t>
+              <w:t xml:space="preserve">상담소</w:t>
             </w:r>
           </w:p>
         </w:tc>
@@ -765,7 +765,7 @@
         <w:keepNext/>
       </w:pPr>
       <w:r>
-        <w:t xml:space="preserve">병원 채널 결제 구조 두 안</w:t>
+        <w:t xml:space="preserve">상담소 채널 결제 구조 두 안</w:t>
       </w:r>
     </w:p>
     <w:tbl>
@@ -983,7 +983,7 @@
                 <w:sz w:val="19"/>
                 <w:szCs w:val="19"/>
               </w:rPr>
-              <w:t xml:space="preserve">앱 (토스페이먼츠) — 병원 명의 결제는 불가(토스 확인)</w:t>
+              <w:t xml:space="preserve">앱 (토스페이먼츠) — 제휴사 명의 결제는 불가(토스 확인)</w:t>
             </w:r>
           </w:p>
         </w:tc>
@@ -1054,7 +1054,7 @@
                 <w:sz w:val="19"/>
                 <w:szCs w:val="19"/>
               </w:rPr>
-              <w:t xml:space="preserve">앱이 전액 수령 → 병원에 90% 송금</w:t>
+              <w:t xml:space="preserve">앱이 전액 수령 → 상담소에 90% 송금</w:t>
             </w:r>
           </w:p>
         </w:tc>
@@ -1087,7 +1087,7 @@
                 <w:sz w:val="19"/>
                 <w:szCs w:val="19"/>
               </w:rPr>
-              <w:t xml:space="preserve">토스 지급대행으로 토스가 병원에 90%를 직접 지급, 앱은 7%만 정산</w:t>
+              <w:t xml:space="preserve">토스 지급대행으로 토스가 상담소에 90%를 직접 지급, 앱은 7%만 정산</w:t>
             </w:r>
           </w:p>
         </w:tc>
@@ -1262,7 +1262,7 @@
                 <w:sz w:val="19"/>
                 <w:szCs w:val="19"/>
               </w:rPr>
-              <w:t xml:space="preserve">병원이 지급</w:t>
+              <w:t xml:space="preserve">상담소가 지급</w:t>
             </w:r>
           </w:p>
         </w:tc>
@@ -1295,7 +1295,7 @@
                 <w:sz w:val="19"/>
                 <w:szCs w:val="19"/>
               </w:rPr>
-              <w:t xml:space="preserve">병원이 지급</w:t>
+              <w:t xml:space="preserve">상담소가 지급</w:t>
             </w:r>
           </w:p>
         </w:tc>
@@ -1308,7 +1308,7 @@
     </w:p>
     <w:p>
       <w:r>
-        <w:t xml:space="preserve">토스페이먼츠 확인(9월 17일 전화): 지급대행은 정산 대금을 입점 병원에 대신 지급하는 서비스이며, 결제 명의는 항상 앱(대표 가맹점)입니다. 병원이 앱 밖에서 따로 결제받는 방식은 환자가 앱을 쓸 이유가 없어져 제외했습니다.</w:t>
+        <w:t xml:space="preserve">토스페이먼츠 확인(9월 17일 전화): 지급대행은 정산 대금을 입점 사업자에게 대신 지급하는 서비스이며, 결제 명의는 항상 앱(대표 가맹점)입니다. 제휴사가 앱 밖에서 따로 결제받는 방식은 내담자가 앱을 쓸 이유가 없어져 제외했습니다.</w:t>
       </w:r>
     </w:p>
     <w:p>
@@ -1330,7 +1330,7 @@
         <w:t xml:space="preserve">민감정보</w:t>
       </w:r>
       <w:r>
-        <w:t xml:space="preserve">. 환자가 동의하면 담당 병원이 주간 상태 요약을 봅니다(AI 대화 원문은 제외). AI는 해외 서버(OpenAI)를 씁니다. 앱 안 ‘느루 캐시’를 충전해 상담료를 냅니다.</w:t>
+        <w:t xml:space="preserve">. 내담자가 동의하면 제휴 상담소의 소장이 주간 상태 요약을 봅니다(AI 대화 원문은 제외). AI는 해외 서버(OpenAI)를 씁니다. 앱 안 ‘느루 캐시’를 충전해 상담료를 냅니다.</w:t>
       </w:r>
     </w:p>
     <w:p>
@@ -1351,10 +1351,10 @@
           <w:b/>
           <w:bCs/>
         </w:rPr>
-        <w:t xml:space="preserve">병원 채널 결제 구조(안 A·B)가 의료법상 환자 유인에 해당하는지</w:t>
-      </w:r>
-      <w:r>
-        <w:t xml:space="preserve">입니다. 이 답에 따라 계약서와 앱 결제 흐름이 바뀝니다.</w:t>
+        <w:t xml:space="preserve">제휴 상담소가 의료기관과 연계되어 있을 때 우리 정산 구조가 의료법에 걸리는지</w:t>
+      </w:r>
+      <w:r>
+        <w:t xml:space="preserve">입니다. 이 답에 따라 계약서와 앱 결제 흐름이 바뀝니다. 제휴 상대는 병원이 아니라 심리상담사업자이며, 상담료는 그 사업자에게 지급합니다.</w:t>
       </w:r>
     </w:p>
     <w:p>
@@ -1372,7 +1372,7 @@
         <w:ind w:left="800" w:hanging="340"/>
       </w:pPr>
       <w:r>
-        <w:t xml:space="preserve">1. ★★★ 앱이 환자 결제를 받아 병원에 90%를 보내고 7%를 갖는 구조(안 A)가 의료법 제27조 환자 유인·알선 또는 비의료인의 의료 수익 분배에 해당할 위험이 있나요?</w:t>
+        <w:t xml:space="preserve">1. ★★★ 앱이 결제를 받아 제휴 심리상담사업자에게 90%를 보내고 7%를 갖는 구조입니다. 상담소가 의료기관과 같은 자리에서 함께 운영되거나 의료진이 운영에 관여하는 경우, 의료법 제27조(환자 유인·알선)나 의료 수익 분배로 볼 위험이 있나요? 상담소와 의료기관이 어느 정도로 분리돼 있어야 안전한가요?</w:t>
       </w:r>
     </w:p>
     <w:p>
@@ -1381,7 +1381,7 @@
         <w:ind w:left="800" w:hanging="340"/>
       </w:pPr>
       <w:r>
-        <w:t xml:space="preserve">2. ★★★ 결제 명의는 앱이지만 토스 지급대행으로 병원에 직접 지급하는 구조(안 B)는 위험이 얼마나 줄어드나요? 두 안 모두 위험하다면, 병원이 각자 결제대행사 가맹점이 되고 앱에서 병원 가맹점 명의로 결제창을 띄우는 방식까지 가야 하나요?</w:t>
+        <w:t xml:space="preserve">2. ★★ 결제 명의는 앱이지만 토스 지급대행으로 상담소에 직접 지급하는 구조(안 B)는 위험이 줄어드나요? 아니면 이 구조에서는 두 안의 차이가 의미 없나요?</w:t>
       </w:r>
     </w:p>
     <w:p>
@@ -1390,7 +1390,7 @@
         <w:ind w:left="800" w:hanging="340"/>
       </w:pPr>
       <w:r>
-        <w:t xml:space="preserve">3. ★★★ 병원에서 받는 7%를 ‘시스템 이용료(정액·정률)’로 보는 것과 ‘환자 연결 수수료’로 보는 것의 법적 차이는? 환자 수에 비례하는 정률제 자체가 문제가 되나요? 월 고정액 방식이 더 안전한가요?</w:t>
+        <w:t xml:space="preserve">3. ★★★ 7%는 예약·결제·기록·정산 기능을 쓴 만큼 내는 시스템 이용료로 보고 있습니다(사용량 과금은 소프트웨어 업계의 일반적 방식이며, 월 고정액은 의뢰가 적은 곳에 부담이 커 채택하지 않았습니다). 이 성격 규정과 계약 문구로 충분한가요? 상담소가 의료기관과 연계된 경우에도 정률 이용료가 문제되지 않나요?</w:t>
       </w:r>
     </w:p>
     <w:p>
@@ -1399,7 +1399,7 @@
         <w:ind w:left="800" w:hanging="340"/>
       </w:pPr>
       <w:r>
-        <w:t xml:space="preserve">4. ★★ 병원이 자기 환자를 앱에 등록해 상담사에게 연결하고, 상담료를 병원이 상담사에게 지급하는 구조에서 병원·상담사 간 문제는 없나요? (비의료인 상담사의 상담이 병원 수익이 되는 문제)</w:t>
+        <w:t xml:space="preserve">4. ★★ 상담소 채널이라도 그 상담소 소속이 아닌 상담사가 상담하는 경우가 생깁니다. 이때도 상담료를 상담소에 보내고 상담소가 상담사에게 지급하게 해도 되나요, 아니면 그 건은 앱이 상담사에게 직접 지급해야 하나요?</w:t>
       </w:r>
     </w:p>
     <w:p>
@@ -1408,7 +1408,17 @@
         <w:ind w:left="800" w:hanging="340"/>
       </w:pPr>
       <w:r>
-        <w:t xml:space="preserve">5. ★★ 앱 채널에서 앱이 상담료를 받아 상담사에게 지급하는 것이 전자금융거래법상 결제대행(PG) 등록 대상인가요? 충전식 ‘느루 캐시’는 선불전자지급수단 등록 대상인가요?</w:t>
+        <w:t xml:space="preserve">5. ★★ </w:t>
+      </w:r>
+      <w:r>
+        <w:rPr>
+          <w:highlight w:val="yellow"/>
+          <w:highlightCs w:val="yellow"/>
+        </w:rPr>
+        <w:t xml:space="preserve">[대표가 세무서에 질의 예정]</w:t>
+      </w:r>
+      <w:r>
+        <w:t xml:space="preserve"> 앱이 상담료를 받아 상담사에게 지급하는 것이 전자금융거래법상 결제대행(PG) 등록 대상인가요? 충전식 ‘느루 캐시’는 선불전자지급수단 등록 대상인가요?</w:t>
       </w:r>
     </w:p>
     <w:p>
@@ -1426,7 +1436,17 @@
         <w:ind w:left="800" w:hanging="340"/>
       </w:pPr>
       <w:r>
-        <w:t xml:space="preserve">6. ★★★ ‘의료 서비스가 아니며 상담사를 연결만 하는 통신판매중개자’라는 고지와 책임 제한 조항(약관 제5·제10·제16조)이 약관규제법상 무효가 될 부분은 없나요?</w:t>
+        <w:t xml:space="preserve">6. ★★★ </w:t>
+      </w:r>
+      <w:r>
+        <w:rPr>
+          <w:highlight w:val="yellow"/>
+          <w:highlightCs w:val="yellow"/>
+        </w:rPr>
+        <w:t xml:space="preserve">[대표가 세무서에 질의 예정]</w:t>
+      </w:r>
+      <w:r>
+        <w:t xml:space="preserve"> ‘의료 서비스가 아니며 상담사를 연결만 하는 통신판매중개자’라는 고지와 책임 제한 조항(약관 제5·제10·제16조)이 약관규제법상 무효가 될 부분은 없나요?</w:t>
       </w:r>
     </w:p>
     <w:p>
@@ -1435,7 +1455,7 @@
         <w:ind w:left="800" w:hanging="340"/>
       </w:pPr>
       <w:r>
-        <w:t xml:space="preserve">7. ★★ AI 상담·자가검사 기능이 의료법상 의료행위나 의료기기(소프트웨어)로 볼 여지가 있나요? ‘AI 진단리포트’라는 이름을 써도 되나요?</w:t>
+        <w:t xml:space="preserve">7. ★★ AI 상담·자가검사 기능이 의료법상 의료행위나 의료기기(소프트웨어)로 볼 여지가 있나요? (앱에서 ‘진단·치료·처방’이라는 말은 모두 뺐고, 리포트 이름도 ‘AI 마음리포트’로 바꿨습니다.)</w:t>
       </w:r>
     </w:p>
     <w:p>
@@ -1444,7 +1464,17 @@
         <w:ind w:left="800" w:hanging="340"/>
       </w:pPr>
       <w:r>
-        <w:t xml:space="preserve">8. ★★ 예약 취소·환불 규정(24시간 전 전액, 1시간 전까지 50%, 그 후 환불 없음)과 캐시 환불 수수료 10%, 캐시 유효기간 5년이 전자상거래법·소비자분쟁해결기준에 맞나요?</w:t>
+        <w:t xml:space="preserve">8. ★★ </w:t>
+      </w:r>
+      <w:r>
+        <w:rPr>
+          <w:highlight w:val="yellow"/>
+          <w:highlightCs w:val="yellow"/>
+        </w:rPr>
+        <w:t xml:space="preserve">[소비자원 등에 문의 예정]</w:t>
+      </w:r>
+      <w:r>
+        <w:t xml:space="preserve"> 예약 취소·환불 규정(24시간 전 전액, 1시간 전까지 50%, 그 후 환불 없음)과 캐시 환불 수수료 10%, 캐시 유효기간 5년이 전자상거래법·소비자분쟁해결기준에 맞나요?</w:t>
       </w:r>
     </w:p>
     <w:p>
@@ -1453,7 +1483,17 @@
         <w:ind w:left="800" w:hanging="340"/>
       </w:pPr>
       <w:r>
-        <w:t xml:space="preserve">9. ★ 만 14세 이상이면 보호자 동의 없이 가입·결제할 수 있게 해도 되나요? 미성년자 결제는 취소권 문제가 없나요?</w:t>
+        <w:t xml:space="preserve">9. ★ </w:t>
+      </w:r>
+      <w:r>
+        <w:rPr>
+          <w:highlight w:val="yellow"/>
+          <w:highlightCs w:val="yellow"/>
+        </w:rPr>
+        <w:t xml:space="preserve">[소비자원 등에 문의 예정]</w:t>
+      </w:r>
+      <w:r>
+        <w:t xml:space="preserve"> 만 14세 이상이면 보호자 동의 없이 가입·결제할 수 있게 해도 되나요? 미성년자 결제는 취소권 문제가 없나요?</w:t>
       </w:r>
     </w:p>
     <w:p>
@@ -1471,7 +1511,7 @@
         <w:ind w:left="800" w:hanging="340"/>
       </w:pPr>
       <w:r>
-        <w:t xml:space="preserve">10. ★★★ 환자 동의를 받아 병원에 주간 상태 요약을 보여주는 것은 ‘제3자 제공’인가요, ‘처리 위탁’인가요? 병원 계약서 제9조에서 어느 쪽을 골라야 하나요?</w:t>
+        <w:t xml:space="preserve">10. ★★★ 내담자 동의를 받아 제휴 상담소에 주간 상태 요약을 보여주는 것은 ‘제3자 제공’인가요, ‘처리 위탁’인가요? 제휴계약서 제10조에서 어느 쪽을 골라야 하나요?</w:t>
       </w:r>
     </w:p>
     <w:p>
@@ -1525,7 +1565,7 @@
         <w:ind w:left="800" w:hanging="340"/>
       </w:pPr>
       <w:r>
-        <w:t xml:space="preserve">15. ★ 병원 계약서: 병원이 상담사에게 기한 내 지급하지 않을 때 우리가 책임지지 않으려면 어떤 문구가 필요한가요?</w:t>
+        <w:t xml:space="preserve">15. ★ 제휴계약서: 상담소가 상담사에게 기한 내 지급하지 않을 때 우리가 책임지지 않으려면 어떤 문구가 필요한가요? 또 앱에 제휴 상담소와 연계된 의료기관의 이름을 표시해도 되나요(의료광고 문제)?</w:t>
       </w:r>
     </w:p>
     <w:p>
@@ -1534,7 +1574,7 @@
         <w:ind w:left="800" w:hanging="340"/>
       </w:pPr>
       <w:r>
-        <w:t xml:space="preserve">16. ★ 위기(자살 위험) 알림을 병원에 보냈는데 놓쳐서 사고가 나면 우리 책임은 어디까지인가요?</w:t>
+        <w:t xml:space="preserve">16. ★ 위기(자살 위험) 알림을 제휴 상담소에 보냈는데 놓쳐서 사고가 나면 우리 책임은 어디까지인가요?</w:t>
       </w:r>
     </w:p>
     <w:p>
@@ -1763,7 +1803,7 @@
                 <w:sz w:val="19"/>
                 <w:szCs w:val="19"/>
               </w:rPr>
-              <w:t xml:space="preserve">병원 채널</w:t>
+              <w:t xml:space="preserve">상담소 채널</w:t>
             </w:r>
           </w:p>
         </w:tc>
@@ -1796,7 +1836,7 @@
                 <w:sz w:val="19"/>
                 <w:szCs w:val="19"/>
               </w:rPr>
-              <w:t xml:space="preserve">병원 54,000</w:t>
+              <w:t xml:space="preserve">상담소 54,000</w:t>
             </w:r>
           </w:p>
         </w:tc>
@@ -2025,7 +2065,7 @@
         <w:ind w:left="800" w:hanging="340"/>
       </w:pPr>
       <w:r>
-        <w:t xml:space="preserve">1. ★★★ 병원 채널에서 앱 매출은 7%만인가요, 상담료 전액인가요? 토스가 병원에 직접 지급하는 안 B(결제 명의는 앱)에서는 어떻게 달라지나요?</w:t>
+        <w:t xml:space="preserve">1. ★★★ 상담소 채널에서 앱 매출은 7%만인가요, 상담료 전액인가요? 토스가 상담소에 직접 지급하는 안 B(결제 명의는 앱)에서는 어떻게 달라지나요?</w:t>
       </w:r>
     </w:p>
     <w:p>
@@ -2070,7 +2110,7 @@
         <w:ind w:left="800" w:hanging="340"/>
       </w:pPr>
       <w:r>
-        <w:t xml:space="preserve">5. ★★★ 앱이 병원에 청구하는 7%는 세금계산서(부가세 별도)를 발행하면 되나요? 병원은 면세사업자라 부가세를 공제받지 못해 실부담이 7.7%가 되는데, 맞나요?</w:t>
+        <w:t xml:space="preserve">5. ★★★ 앱이 제휴 상담소에 청구하는 7%는 세금계산서(부가세 별도)를 발행하면 되나요? 상담소가 면세사업자라면 부가세를 공제받지 못해 실부담이 7.7%가 되는데, 맞나요?</w:t>
       </w:r>
     </w:p>
     <w:p>
@@ -2079,7 +2119,7 @@
         <w:ind w:left="800" w:hanging="340"/>
       </w:pPr>
       <w:r>
-        <w:t xml:space="preserve">6. ★★ 안 A에서 앱이 병원에 보내는 90%에 대해 누가 어떤 증빙을 발행하나요? 환자 카드 영수증은 앱 명의인데 병원 매출은 어떻게 잡나요?</w:t>
+        <w:t xml:space="preserve">6. ★★ 안 A에서 앱이 상담소에 보내는 90%에 대해 누가 어떤 증빙을 발행하나요? 내담자 카드 영수증은 앱 명의인데 상담소 매출은 어떻게 잡나요?</w:t>
       </w:r>
     </w:p>
     <w:p>
@@ -2106,7 +2146,7 @@
         <w:ind w:left="800" w:hanging="340"/>
       </w:pPr>
       <w:r>
-        <w:t xml:space="preserve">8. ★★★ 앱 채널은 앱이, 병원 채널은 병원이 원천징수하면 되나요? 원천징수 대상 금액은 상담사 지급액인가요?</w:t>
+        <w:t xml:space="preserve">8. ★★★ 앱 채널은 앱이, 상담소 채널은 상담소가 원천징수하면 되나요? 원천징수 대상 금액은 상담사 지급액인가요?</w:t>
       </w:r>
     </w:p>
     <w:p>
@@ -2485,7 +2525,7 @@
                 <w:sz w:val="19"/>
                 <w:szCs w:val="19"/>
               </w:rPr>
-              <w:t xml:space="preserve">서비스 오류·알림 누락 등으로 이용자·병원에 생긴 손해</w:t>
+              <w:t xml:space="preserve">서비스 오류·알림 누락 등으로 이용자·제휴 상담소에 생긴 손해</w:t>
             </w:r>
           </w:p>
         </w:tc>
@@ -2613,7 +2653,7 @@
         <w:spacing w:after="40"/>
       </w:pPr>
       <w:r>
-        <w:t xml:space="preserve">병원_제휴계약서_초안.docx (변호사·세무사)</w:t>
+        <w:t xml:space="preserve">심리상담사업자_제휴계약서_초안.docx (변호사·세무사)</w:t>
       </w:r>
     </w:p>
     <w:p>
@@ -2639,7 +2679,7 @@
         <w:spacing w:after="40"/>
       </w:pPr>
       <w:r>
-        <w:t xml:space="preserve">앱 화면 캡처 — 동의 화면, 상담 예약·결제, 병원 연결 동의 화면</w:t>
+        <w:t xml:space="preserve">앱 화면 캡처 — 동의 화면, 상담 예약·결제, 상담소 연결 동의 화면</w:t>
       </w:r>
     </w:p>
     <w:p>
@@ -2652,7 +2692,7 @@
         <w:spacing w:after="40"/>
       </w:pPr>
       <w:r>
-        <w:t xml:space="preserve">예상 수치 — 월 상담 건수, 이용자 수, 제휴 병원·상담사 수, 연 매출</w:t>
+        <w:t xml:space="preserve">예상 수치 — 월 상담 건수, 이용자 수, 제휴 상담소·상담사 수, 연 매출</w:t>
       </w:r>
     </w:p>
     <w:p>

--- a/legal/전문가_상담_질문지.docx
+++ b/legal/전문가_상담_질문지.docx
@@ -4,7 +4,7 @@
   <w:body>
     <w:p>
       <w:pPr>
-        <w:spacing w:after="120" w:before="0"/>
+        <w:spacing w:before="0" w:after="120"/>
         <w:jc w:val="center"/>
       </w:pPr>
       <w:r>
@@ -13,6 +13,7 @@
           <w:bCs/>
           <w:sz w:val="36"/>
           <w:szCs w:val="36"/>
+          <w:rFonts w:ascii="맑은 고딕" w:cs="맑은 고딕" w:eastAsia="맑은 고딕" w:hAnsi="맑은 고딕"/>
         </w:rPr>
         <w:t xml:space="preserve">변호사·세무사·보험사 상담 질문지</w:t>
       </w:r>
@@ -24,9 +25,12 @@
       </w:pPr>
       <w:r>
         <w:rPr>
-          <w:color w:val="666666"/>
+          <w:b w:val="false"/>
+          <w:bCs w:val="false"/>
+          <w:color w:val="7a6f63"/>
           <w:sz w:val="20"/>
           <w:szCs w:val="20"/>
+          <w:rFonts w:ascii="맑은 고딕" w:cs="맑은 고딕" w:eastAsia="맑은 고딕" w:hAnsi="맑은 고딕"/>
         </w:rPr>
         <w:t xml:space="preserve">마인드 인사이드 · 2026년 9월 17일</w:t>
       </w:r>
@@ -67,7 +71,7 @@
           </w:tcPr>
           <w:p>
             <w:pPr>
-              <w:spacing w:after="60" w:before="0"/>
+              <w:spacing w:before="0" w:after="60"/>
             </w:pPr>
             <w:r>
               <w:rPr>
@@ -75,13 +79,14 @@
                 <w:bCs/>
                 <w:sz w:val="22"/>
                 <w:szCs w:val="22"/>
+                <w:rFonts w:ascii="맑은 고딕" w:cs="맑은 고딕" w:eastAsia="맑은 고딕" w:hAnsi="맑은 고딕"/>
               </w:rPr>
               <w:t xml:space="preserve">우선순위 순서로 물어보세요</w:t>
             </w:r>
           </w:p>
           <w:p>
             <w:pPr>
-              <w:spacing w:after="0" w:before="0"/>
+              <w:spacing w:before="0" w:after="0"/>
             </w:pPr>
             <w:r>
               <w:rPr>
@@ -89,6 +94,7 @@
                 <w:bCs w:val="false"/>
                 <w:sz w:val="19"/>
                 <w:szCs w:val="19"/>
+                <w:rFonts w:ascii="맑은 고딕" w:cs="맑은 고딕" w:eastAsia="맑은 고딕" w:hAnsi="맑은 고딕"/>
               </w:rPr>
               <w:t xml:space="preserve">질문마다 붙은 ★★★부터 먼저 물어보세요. 한 번 상담에 모든 질문을 다 못 할 수 있습니다. 답변은 마지막 장 기록 칸에 적어 두세요.</w:t>
             </w:r>
@@ -98,49 +104,85 @@
     </w:tbl>
     <w:p>
       <w:pPr>
-        <w:spacing w:after="200" w:before="0"/>
+        <w:spacing w:before="0" w:after="200"/>
       </w:pPr>
     </w:p>
     <w:p>
       <w:pPr>
         <w:pStyle w:val="Heading1"/>
         <w:keepNext/>
-      </w:pPr>
-      <w:r>
-        <w:t xml:space="preserve">이 문서 쓰는 법</w:t>
-      </w:r>
-    </w:p>
-    <w:p>
-      <w:pPr>
-        <w:spacing w:after="40"/>
-        <w:ind w:left="800" w:hanging="340"/>
-      </w:pPr>
-      <w:r>
-        <w:t xml:space="preserve">1. </w:t>
-      </w:r>
+        <w:spacing w:before="320" w:after="120"/>
+      </w:pPr>
       <w:r>
         <w:rPr>
           <w:b/>
           <w:bCs/>
-        </w:rPr>
-        <w:t xml:space="preserve">보내는 것:</w:t>
-      </w:r>
-      <w:r>
-        <w:t xml:space="preserve"> ‘우리 서비스 요약’ + 해당 전문가 질문 + 첨부 자료(마지막 장 목록).</w:t>
-      </w:r>
-    </w:p>
-    <w:p>
-      <w:pPr>
-        <w:spacing w:after="40"/>
-        <w:ind w:left="800" w:hanging="340"/>
-      </w:pPr>
-      <w:r>
-        <w:t xml:space="preserve">2. </w:t>
+          <w:color w:val="222222"/>
+          <w:sz w:val="26"/>
+          <w:szCs w:val="26"/>
+          <w:rFonts w:ascii="맑은 고딕" w:cs="맑은 고딕" w:eastAsia="맑은 고딕" w:hAnsi="맑은 고딕"/>
+        </w:rPr>
+        <w:t xml:space="preserve">이 문서 쓰는 법</w:t>
+      </w:r>
+    </w:p>
+    <w:p>
+      <w:pPr>
+        <w:spacing w:after="40" w:line="300"/>
+        <w:ind w:left="560" w:hanging="260"/>
+      </w:pPr>
+      <w:r>
+        <w:rPr>
+          <w:b w:val="false"/>
+          <w:bCs w:val="false"/>
+          <w:sz w:val="19"/>
+          <w:szCs w:val="19"/>
+          <w:rFonts w:ascii="맑은 고딕" w:cs="맑은 고딕" w:eastAsia="맑은 고딕" w:hAnsi="맑은 고딕"/>
+        </w:rPr>
+        <w:t xml:space="preserve">1. </w:t>
       </w:r>
       <w:r>
         <w:rPr>
           <w:b/>
           <w:bCs/>
+          <w:sz w:val="19"/>
+          <w:szCs w:val="19"/>
+          <w:rFonts w:ascii="맑은 고딕" w:cs="맑은 고딕" w:eastAsia="맑은 고딕" w:hAnsi="맑은 고딕"/>
+        </w:rPr>
+        <w:t xml:space="preserve">보내는 것:</w:t>
+      </w:r>
+      <w:r>
+        <w:rPr>
+          <w:b w:val="false"/>
+          <w:bCs w:val="false"/>
+          <w:sz w:val="19"/>
+          <w:szCs w:val="19"/>
+          <w:rFonts w:ascii="맑은 고딕" w:cs="맑은 고딕" w:eastAsia="맑은 고딕" w:hAnsi="맑은 고딕"/>
+        </w:rPr>
+        <w:t xml:space="preserve"> ‘우리 서비스 요약’ + 해당 전문가 질문 + 첨부 자료(마지막 장 목록).</w:t>
+      </w:r>
+    </w:p>
+    <w:p>
+      <w:pPr>
+        <w:spacing w:after="40" w:line="300"/>
+        <w:ind w:left="560" w:hanging="260"/>
+      </w:pPr>
+      <w:r>
+        <w:rPr>
+          <w:b w:val="false"/>
+          <w:bCs w:val="false"/>
+          <w:sz w:val="19"/>
+          <w:szCs w:val="19"/>
+          <w:rFonts w:ascii="맑은 고딕" w:cs="맑은 고딕" w:eastAsia="맑은 고딕" w:hAnsi="맑은 고딕"/>
+        </w:rPr>
+        <w:t xml:space="preserve">2. </w:t>
+      </w:r>
+      <w:r>
+        <w:rPr>
+          <w:b/>
+          <w:bCs/>
+          <w:sz w:val="19"/>
+          <w:szCs w:val="19"/>
+          <w:rFonts w:ascii="맑은 고딕" w:cs="맑은 고딕" w:eastAsia="맑은 고딕" w:hAnsi="맑은 고딕"/>
         </w:rPr>
         <w:t xml:space="preserve">첫 연락 문구 (복사해서 쓰세요):</w:t>
       </w:r>
@@ -181,7 +223,7 @@
           </w:tcPr>
           <w:p>
             <w:pPr>
-              <w:spacing w:after="60" w:before="0"/>
+              <w:spacing w:before="0" w:after="60"/>
             </w:pPr>
             <w:r>
               <w:rPr>
@@ -189,13 +231,14 @@
                 <w:bCs/>
                 <w:sz w:val="22"/>
                 <w:szCs w:val="22"/>
+                <w:rFonts w:ascii="맑은 고딕" w:cs="맑은 고딕" w:eastAsia="맑은 고딕" w:hAnsi="맑은 고딕"/>
               </w:rPr>
               <w:t xml:space="preserve">첫 연락 문구</w:t>
             </w:r>
           </w:p>
           <w:p>
             <w:pPr>
-              <w:spacing w:after="0" w:before="0"/>
+              <w:spacing w:before="0" w:after="0"/>
             </w:pPr>
             <w:r>
               <w:rPr>
@@ -203,6 +246,7 @@
                 <w:bCs w:val="false"/>
                 <w:sz w:val="19"/>
                 <w:szCs w:val="19"/>
+                <w:rFonts w:ascii="맑은 고딕" w:cs="맑은 고딕" w:eastAsia="맑은 고딕" w:hAnsi="맑은 고딕"/>
               </w:rPr>
               <w:t xml:space="preserve">안녕하세요. 정신건강 앱 ‘마인드 인사이드’를 준비 중인 </w:t>
             </w:r>
@@ -212,6 +256,7 @@
                 <w:bCs w:val="false"/>
                 <w:sz w:val="19"/>
                 <w:szCs w:val="19"/>
+                <w:rFonts w:ascii="맑은 고딕" w:cs="맑은 고딕" w:eastAsia="맑은 고딕" w:hAnsi="맑은 고딕"/>
                 <w:highlight w:val="yellow"/>
                 <w:highlightCs w:val="yellow"/>
               </w:rPr>
@@ -223,6 +268,7 @@
                 <w:bCs w:val="false"/>
                 <w:sz w:val="19"/>
                 <w:szCs w:val="19"/>
+                <w:rFonts w:ascii="맑은 고딕" w:cs="맑은 고딕" w:eastAsia="맑은 고딕" w:hAnsi="맑은 고딕"/>
               </w:rPr>
               <w:t xml:space="preserve">입니다. 앱이 상담사·병원과 내담자를 연결하고 결제를 받는 구조라 출시 전에 법률(세무) 검토를 받고 싶습니다. 질문지와 약관·계약서 초안을 보내드리니, 검토 범위와 비용, 가능한 일정을 알려주시면 감사하겠습니다.</w:t>
             </w:r>
@@ -232,44 +278,78 @@
     </w:tbl>
     <w:p>
       <w:pPr>
-        <w:spacing w:after="200" w:before="0"/>
-      </w:pPr>
-    </w:p>
-    <w:p>
-      <w:pPr>
-        <w:spacing w:after="40"/>
-        <w:ind w:left="800" w:hanging="340"/>
-      </w:pPr>
-      <w:r>
+        <w:spacing w:before="0" w:after="200"/>
+      </w:pPr>
+    </w:p>
+    <w:p>
+      <w:pPr>
+        <w:spacing w:after="40" w:line="300"/>
+        <w:ind w:left="560" w:hanging="260"/>
+      </w:pPr>
+      <w:r>
+        <w:rPr>
+          <w:b w:val="false"/>
+          <w:bCs w:val="false"/>
+          <w:sz w:val="19"/>
+          <w:szCs w:val="19"/>
+          <w:rFonts w:ascii="맑은 고딕" w:cs="맑은 고딕" w:eastAsia="맑은 고딕" w:hAnsi="맑은 고딕"/>
+        </w:rPr>
         <w:t xml:space="preserve">3. </w:t>
       </w:r>
       <w:r>
         <w:rPr>
           <w:b/>
           <w:bCs/>
+          <w:sz w:val="19"/>
+          <w:szCs w:val="19"/>
+          <w:rFonts w:ascii="맑은 고딕" w:cs="맑은 고딕" w:eastAsia="맑은 고딕" w:hAnsi="맑은 고딕"/>
         </w:rPr>
         <w:t xml:space="preserve">비용 줄이는 법:</w:t>
       </w:r>
       <w:r>
+        <w:rPr>
+          <w:b w:val="false"/>
+          <w:bCs w:val="false"/>
+          <w:sz w:val="19"/>
+          <w:szCs w:val="19"/>
+          <w:rFonts w:ascii="맑은 고딕" w:cs="맑은 고딕" w:eastAsia="맑은 고딕" w:hAnsi="맑은 고딕"/>
+        </w:rPr>
         <w:t xml:space="preserve"> 처음엔 30분~1시간 ‘구조 자문’만 받고, 계약서 문구 수정은 구조가 정해진 뒤 맡기세요. 구조가 바뀌면 문구도 다 바뀝니다.</w:t>
       </w:r>
     </w:p>
     <w:p>
       <w:pPr>
-        <w:spacing w:after="40"/>
-        <w:ind w:left="800" w:hanging="340"/>
-      </w:pPr>
-      <w:r>
+        <w:spacing w:after="40" w:line="300"/>
+        <w:ind w:left="560" w:hanging="260"/>
+      </w:pPr>
+      <w:r>
+        <w:rPr>
+          <w:b w:val="false"/>
+          <w:bCs w:val="false"/>
+          <w:sz w:val="19"/>
+          <w:szCs w:val="19"/>
+          <w:rFonts w:ascii="맑은 고딕" w:cs="맑은 고딕" w:eastAsia="맑은 고딕" w:hAnsi="맑은 고딕"/>
+        </w:rPr>
         <w:t xml:space="preserve">4. </w:t>
       </w:r>
       <w:r>
         <w:rPr>
           <w:b/>
           <w:bCs/>
+          <w:sz w:val="19"/>
+          <w:szCs w:val="19"/>
+          <w:rFonts w:ascii="맑은 고딕" w:cs="맑은 고딕" w:eastAsia="맑은 고딕" w:hAnsi="맑은 고딕"/>
         </w:rPr>
         <w:t xml:space="preserve">전문가 고르는 기준:</w:t>
       </w:r>
       <w:r>
+        <w:rPr>
+          <w:b w:val="false"/>
+          <w:bCs w:val="false"/>
+          <w:sz w:val="19"/>
+          <w:szCs w:val="19"/>
+          <w:rFonts w:ascii="맑은 고딕" w:cs="맑은 고딕" w:eastAsia="맑은 고딕" w:hAnsi="맑은 고딕"/>
+        </w:rPr>
         <w:t xml:space="preserve"> 변호사는 의료법·플랫폼(전자상거래) 경험, 세무사는 플랫폼·병의원 세무 경험이 있는 분이 좋습니다.</w:t>
       </w:r>
     </w:p>
@@ -277,45 +357,97 @@
       <w:pPr>
         <w:pStyle w:val="Heading1"/>
         <w:keepNext/>
-      </w:pPr>
-      <w:r>
-        <w:t xml:space="preserve">우리 서비스 요약 (전문가가 먼저 읽을 부분)</w:t>
-      </w:r>
-    </w:p>
-    <w:p>
-      <w:r>
-        <w:t xml:space="preserve">마인드 인사이드는 AI 심리 대화·마음 도구를 제공하고, 내담자를 </w:t>
-      </w:r>
+        <w:spacing w:before="320" w:after="120"/>
+      </w:pPr>
       <w:r>
         <w:rPr>
           <w:b/>
           <w:bCs/>
-        </w:rPr>
-        <w:t xml:space="preserve">개인 상담사(프리랜서)의 전화 상담</w:t>
-      </w:r>
-      <w:r>
-        <w:t xml:space="preserve">과 </w:t>
+          <w:color w:val="222222"/>
+          <w:sz w:val="26"/>
+          <w:szCs w:val="26"/>
+          <w:rFonts w:ascii="맑은 고딕" w:cs="맑은 고딕" w:eastAsia="맑은 고딕" w:hAnsi="맑은 고딕"/>
+        </w:rPr>
+        <w:t xml:space="preserve">우리 서비스 요약 (전문가가 먼저 읽을 부분)</w:t>
+      </w:r>
+    </w:p>
+    <w:p>
+      <w:pPr>
+        <w:spacing w:after="100" w:line="320"/>
+      </w:pPr>
+      <w:r>
+        <w:rPr>
+          <w:b w:val="false"/>
+          <w:bCs w:val="false"/>
+          <w:sz w:val="20"/>
+          <w:szCs w:val="20"/>
+          <w:rFonts w:ascii="맑은 고딕" w:cs="맑은 고딕" w:eastAsia="맑은 고딕" w:hAnsi="맑은 고딕"/>
+        </w:rPr>
+        <w:t xml:space="preserve">마인드 인사이드는 AI 심리 대화·마음 도구를 제공하고, 내담자를 </w:t>
       </w:r>
       <w:r>
         <w:rPr>
           <w:b/>
           <w:bCs/>
-        </w:rPr>
-        <w:t xml:space="preserve">제휴 심리상담사업자(심리상담소)</w:t>
-      </w:r>
-      <w:r>
-        <w:t xml:space="preserve">에 연결하는 앱입니다. 앱도 제휴 상담소도 의료기관이 아니며, 의료행위를 하지 않습니다. 현재 법인 설립 전입니다.</w:t>
-      </w:r>
-    </w:p>
-    <w:p>
+          <w:sz w:val="20"/>
+          <w:szCs w:val="20"/>
+          <w:rFonts w:ascii="맑은 고딕" w:cs="맑은 고딕" w:eastAsia="맑은 고딕" w:hAnsi="맑은 고딕"/>
+        </w:rPr>
+        <w:t xml:space="preserve">개인 상담사(프리랜서)의 전화 상담</w:t>
+      </w:r>
+      <w:r>
+        <w:rPr>
+          <w:b w:val="false"/>
+          <w:bCs w:val="false"/>
+          <w:sz w:val="20"/>
+          <w:szCs w:val="20"/>
+          <w:rFonts w:ascii="맑은 고딕" w:cs="맑은 고딕" w:eastAsia="맑은 고딕" w:hAnsi="맑은 고딕"/>
+        </w:rPr>
+        <w:t xml:space="preserve">과 </w:t>
+      </w:r>
       <w:r>
         <w:rPr>
           <w:b/>
           <w:bCs/>
+          <w:sz w:val="20"/>
+          <w:szCs w:val="20"/>
+          <w:rFonts w:ascii="맑은 고딕" w:cs="맑은 고딕" w:eastAsia="맑은 고딕" w:hAnsi="맑은 고딕"/>
+        </w:rPr>
+        <w:t xml:space="preserve">제휴 심리상담사업자(심리상담소)</w:t>
+      </w:r>
+      <w:r>
+        <w:rPr>
+          <w:b w:val="false"/>
+          <w:bCs w:val="false"/>
+          <w:sz w:val="20"/>
+          <w:szCs w:val="20"/>
+          <w:rFonts w:ascii="맑은 고딕" w:cs="맑은 고딕" w:eastAsia="맑은 고딕" w:hAnsi="맑은 고딕"/>
+        </w:rPr>
+        <w:t xml:space="preserve">에 연결하는 앱입니다. 앱도 제휴 상담소도 의료기관이 아니며, 의료행위를 하지 않습니다. 현재 법인 설립 전입니다.</w:t>
+      </w:r>
+    </w:p>
+    <w:p>
+      <w:pPr>
+        <w:spacing w:after="100" w:line="320"/>
+      </w:pPr>
+      <w:r>
+        <w:rPr>
+          <w:b/>
+          <w:bCs/>
+          <w:sz w:val="20"/>
+          <w:szCs w:val="20"/>
+          <w:rFonts w:ascii="맑은 고딕" w:cs="맑은 고딕" w:eastAsia="맑은 고딕" w:hAnsi="맑은 고딕"/>
         </w:rPr>
         <w:t xml:space="preserve">내담자가 들어오는 길은 두 가지이고, 정산이 다릅니다.</w:t>
       </w:r>
       <w:r>
+        <w:rPr>
+          <w:b w:val="false"/>
+          <w:bCs w:val="false"/>
+          <w:sz w:val="20"/>
+          <w:szCs w:val="20"/>
+          <w:rFonts w:ascii="맑은 고딕" w:cs="맑은 고딕" w:eastAsia="맑은 고딕" w:hAnsi="맑은 고딕"/>
+        </w:rPr>
         <w:t xml:space="preserve"> 어느 길인지는 예약 시점에 고정됩니다.</w:t>
       </w:r>
     </w:p>
@@ -362,7 +494,7 @@
           </w:tcPr>
           <w:p>
             <w:pPr>
-              <w:spacing w:after="0" w:before="0" w:line="300"/>
+              <w:spacing w:before="0" w:after="0" w:line="300"/>
               <w:jc w:val="center"/>
             </w:pPr>
             <w:r>
@@ -371,6 +503,7 @@
                 <w:bCs/>
                 <w:sz w:val="19"/>
                 <w:szCs w:val="19"/>
+                <w:rFonts w:ascii="맑은 고딕" w:cs="맑은 고딕" w:eastAsia="맑은 고딕" w:hAnsi="맑은 고딕"/>
               </w:rPr>
               <w:t xml:space="preserve">구분</w:t>
             </w:r>
@@ -396,7 +529,7 @@
           </w:tcPr>
           <w:p>
             <w:pPr>
-              <w:spacing w:after="0" w:before="0" w:line="300"/>
+              <w:spacing w:before="0" w:after="0" w:line="300"/>
               <w:jc w:val="center"/>
             </w:pPr>
             <w:r>
@@ -405,6 +538,7 @@
                 <w:bCs/>
                 <w:sz w:val="19"/>
                 <w:szCs w:val="19"/>
+                <w:rFonts w:ascii="맑은 고딕" w:cs="맑은 고딕" w:eastAsia="맑은 고딕" w:hAnsi="맑은 고딕"/>
               </w:rPr>
               <w:t xml:space="preserve">누가 등록했나</w:t>
             </w:r>
@@ -430,7 +564,7 @@
           </w:tcPr>
           <w:p>
             <w:pPr>
-              <w:spacing w:after="0" w:before="0" w:line="300"/>
+              <w:spacing w:before="0" w:after="0" w:line="300"/>
               <w:jc w:val="center"/>
             </w:pPr>
             <w:r>
@@ -439,6 +573,7 @@
                 <w:bCs/>
                 <w:sz w:val="19"/>
                 <w:szCs w:val="19"/>
+                <w:rFonts w:ascii="맑은 고딕" w:cs="맑은 고딕" w:eastAsia="맑은 고딕" w:hAnsi="맑은 고딕"/>
               </w:rPr>
               <w:t xml:space="preserve">상담료 배분</w:t>
             </w:r>
@@ -464,7 +599,7 @@
           </w:tcPr>
           <w:p>
             <w:pPr>
-              <w:spacing w:after="0" w:before="0" w:line="300"/>
+              <w:spacing w:before="0" w:after="0" w:line="300"/>
               <w:jc w:val="center"/>
             </w:pPr>
             <w:r>
@@ -473,6 +608,7 @@
                 <w:bCs/>
                 <w:sz w:val="19"/>
                 <w:szCs w:val="19"/>
+                <w:rFonts w:ascii="맑은 고딕" w:cs="맑은 고딕" w:eastAsia="맑은 고딕" w:hAnsi="맑은 고딕"/>
               </w:rPr>
               <w:t xml:space="preserve">상담사에게 누가 지급</w:t>
             </w:r>
@@ -502,7 +638,7 @@
           </w:tcPr>
           <w:p>
             <w:pPr>
-              <w:spacing w:after="0" w:before="0" w:line="300"/>
+              <w:spacing w:before="0" w:after="0" w:line="300"/>
               <w:jc w:val="left"/>
             </w:pPr>
             <w:r>
@@ -511,6 +647,7 @@
                 <w:bCs w:val="false"/>
                 <w:sz w:val="19"/>
                 <w:szCs w:val="19"/>
+                <w:rFonts w:ascii="맑은 고딕" w:cs="맑은 고딕" w:eastAsia="맑은 고딕" w:hAnsi="맑은 고딕"/>
               </w:rPr>
               <w:t xml:space="preserve">상담소 채널</w:t>
             </w:r>
@@ -535,7 +672,7 @@
           </w:tcPr>
           <w:p>
             <w:pPr>
-              <w:spacing w:after="0" w:before="0" w:line="300"/>
+              <w:spacing w:before="0" w:after="0" w:line="300"/>
               <w:jc w:val="left"/>
             </w:pPr>
             <w:r>
@@ -544,6 +681,7 @@
                 <w:bCs w:val="false"/>
                 <w:sz w:val="19"/>
                 <w:szCs w:val="19"/>
+                <w:rFonts w:ascii="맑은 고딕" w:cs="맑은 고딕" w:eastAsia="맑은 고딕" w:hAnsi="맑은 고딕"/>
               </w:rPr>
               <w:t xml:space="preserve">제휴 심리상담소가 내담자를 앱에 등록</w:t>
             </w:r>
@@ -568,7 +706,7 @@
           </w:tcPr>
           <w:p>
             <w:pPr>
-              <w:spacing w:after="0" w:before="0" w:line="300"/>
+              <w:spacing w:before="0" w:after="0" w:line="300"/>
               <w:jc w:val="left"/>
             </w:pPr>
             <w:r>
@@ -577,6 +715,7 @@
                 <w:bCs w:val="false"/>
                 <w:sz w:val="19"/>
                 <w:szCs w:val="19"/>
+                <w:rFonts w:ascii="맑은 고딕" w:cs="맑은 고딕" w:eastAsia="맑은 고딕" w:hAnsi="맑은 고딕"/>
               </w:rPr>
               <w:t xml:space="preserve">상담소 90% / 앱 7% / 결제수수료 약 3%</w:t>
             </w:r>
@@ -601,7 +740,7 @@
           </w:tcPr>
           <w:p>
             <w:pPr>
-              <w:spacing w:after="0" w:before="0" w:line="300"/>
+              <w:spacing w:before="0" w:after="0" w:line="300"/>
               <w:jc w:val="left"/>
             </w:pPr>
             <w:r>
@@ -610,6 +749,7 @@
                 <w:bCs w:val="false"/>
                 <w:sz w:val="19"/>
                 <w:szCs w:val="19"/>
+                <w:rFonts w:ascii="맑은 고딕" w:cs="맑은 고딕" w:eastAsia="맑은 고딕" w:hAnsi="맑은 고딕"/>
               </w:rPr>
               <w:t xml:space="preserve">상담소</w:t>
             </w:r>
@@ -639,7 +779,7 @@
           </w:tcPr>
           <w:p>
             <w:pPr>
-              <w:spacing w:after="0" w:before="0" w:line="300"/>
+              <w:spacing w:before="0" w:after="0" w:line="300"/>
               <w:jc w:val="left"/>
             </w:pPr>
             <w:r>
@@ -648,6 +788,7 @@
                 <w:bCs w:val="false"/>
                 <w:sz w:val="19"/>
                 <w:szCs w:val="19"/>
+                <w:rFonts w:ascii="맑은 고딕" w:cs="맑은 고딕" w:eastAsia="맑은 고딕" w:hAnsi="맑은 고딕"/>
               </w:rPr>
               <w:t xml:space="preserve">앱 채널</w:t>
             </w:r>
@@ -672,7 +813,7 @@
           </w:tcPr>
           <w:p>
             <w:pPr>
-              <w:spacing w:after="0" w:before="0" w:line="300"/>
+              <w:spacing w:before="0" w:after="0" w:line="300"/>
               <w:jc w:val="left"/>
             </w:pPr>
             <w:r>
@@ -681,6 +822,7 @@
                 <w:bCs w:val="false"/>
                 <w:sz w:val="19"/>
                 <w:szCs w:val="19"/>
+                <w:rFonts w:ascii="맑은 고딕" w:cs="맑은 고딕" w:eastAsia="맑은 고딕" w:hAnsi="맑은 고딕"/>
               </w:rPr>
               <w:t xml:space="preserve">내담자가 직접 앱 설치</w:t>
             </w:r>
@@ -705,7 +847,7 @@
           </w:tcPr>
           <w:p>
             <w:pPr>
-              <w:spacing w:after="0" w:before="0" w:line="300"/>
+              <w:spacing w:before="0" w:after="0" w:line="300"/>
               <w:jc w:val="left"/>
             </w:pPr>
             <w:r>
@@ -714,6 +856,7 @@
                 <w:bCs w:val="false"/>
                 <w:sz w:val="19"/>
                 <w:szCs w:val="19"/>
+                <w:rFonts w:ascii="맑은 고딕" w:cs="맑은 고딕" w:eastAsia="맑은 고딕" w:hAnsi="맑은 고딕"/>
               </w:rPr>
               <w:t xml:space="preserve">상담사 70%(6만원 넘는 부분 55%) / 결제수수료 약 3% / 나머지 앱</w:t>
             </w:r>
@@ -738,7 +881,7 @@
           </w:tcPr>
           <w:p>
             <w:pPr>
-              <w:spacing w:after="0" w:before="0" w:line="300"/>
+              <w:spacing w:before="0" w:after="0" w:line="300"/>
               <w:jc w:val="left"/>
             </w:pPr>
             <w:r>
@@ -747,6 +890,7 @@
                 <w:bCs w:val="false"/>
                 <w:sz w:val="19"/>
                 <w:szCs w:val="19"/>
+                <w:rFonts w:ascii="맑은 고딕" w:cs="맑은 고딕" w:eastAsia="맑은 고딕" w:hAnsi="맑은 고딕"/>
               </w:rPr>
               <w:t xml:space="preserve">앱</w:t>
             </w:r>
@@ -756,15 +900,24 @@
     </w:tbl>
     <w:p>
       <w:pPr>
-        <w:spacing w:after="120" w:before="0"/>
+        <w:spacing w:before="0" w:after="120"/>
       </w:pPr>
     </w:p>
     <w:p>
       <w:pPr>
         <w:pStyle w:val="Heading3"/>
         <w:keepNext/>
-      </w:pPr>
-      <w:r>
+        <w:spacing w:before="180" w:after="80"/>
+      </w:pPr>
+      <w:r>
+        <w:rPr>
+          <w:b/>
+          <w:bCs/>
+          <w:color w:val="333333"/>
+          <w:sz w:val="21"/>
+          <w:szCs w:val="21"/>
+          <w:rFonts w:ascii="맑은 고딕" w:cs="맑은 고딕" w:eastAsia="맑은 고딕" w:hAnsi="맑은 고딕"/>
+        </w:rPr>
         <w:t xml:space="preserve">상담소 채널 결제 구조 두 안</w:t>
       </w:r>
     </w:p>
@@ -810,7 +963,7 @@
           </w:tcPr>
           <w:p>
             <w:pPr>
-              <w:spacing w:after="0" w:before="0" w:line="300"/>
+              <w:spacing w:before="0" w:after="0" w:line="300"/>
               <w:jc w:val="center"/>
             </w:pPr>
           </w:p>
@@ -835,7 +988,7 @@
           </w:tcPr>
           <w:p>
             <w:pPr>
-              <w:spacing w:after="0" w:before="0" w:line="300"/>
+              <w:spacing w:before="0" w:after="0" w:line="300"/>
               <w:jc w:val="center"/>
             </w:pPr>
             <w:r>
@@ -844,6 +997,7 @@
                 <w:bCs/>
                 <w:sz w:val="19"/>
                 <w:szCs w:val="19"/>
+                <w:rFonts w:ascii="맑은 고딕" w:cs="맑은 고딕" w:eastAsia="맑은 고딕" w:hAnsi="맑은 고딕"/>
               </w:rPr>
               <w:t xml:space="preserve">안 A (현재)</w:t>
             </w:r>
@@ -869,7 +1023,7 @@
           </w:tcPr>
           <w:p>
             <w:pPr>
-              <w:spacing w:after="0" w:before="0" w:line="300"/>
+              <w:spacing w:before="0" w:after="0" w:line="300"/>
               <w:jc w:val="center"/>
             </w:pPr>
             <w:r>
@@ -878,6 +1032,7 @@
                 <w:bCs/>
                 <w:sz w:val="19"/>
                 <w:szCs w:val="19"/>
+                <w:rFonts w:ascii="맑은 고딕" w:cs="맑은 고딕" w:eastAsia="맑은 고딕" w:hAnsi="맑은 고딕"/>
               </w:rPr>
               <w:t xml:space="preserve">안 B (검토 중)</w:t>
             </w:r>
@@ -907,7 +1062,7 @@
           </w:tcPr>
           <w:p>
             <w:pPr>
-              <w:spacing w:after="0" w:before="0" w:line="300"/>
+              <w:spacing w:before="0" w:after="0" w:line="300"/>
               <w:jc w:val="left"/>
             </w:pPr>
             <w:r>
@@ -916,6 +1071,7 @@
                 <w:bCs w:val="false"/>
                 <w:sz w:val="19"/>
                 <w:szCs w:val="19"/>
+                <w:rFonts w:ascii="맑은 고딕" w:cs="맑은 고딕" w:eastAsia="맑은 고딕" w:hAnsi="맑은 고딕"/>
               </w:rPr>
               <w:t xml:space="preserve">결제 명의</w:t>
             </w:r>
@@ -940,7 +1096,7 @@
           </w:tcPr>
           <w:p>
             <w:pPr>
-              <w:spacing w:after="0" w:before="0" w:line="300"/>
+              <w:spacing w:before="0" w:after="0" w:line="300"/>
               <w:jc w:val="left"/>
             </w:pPr>
             <w:r>
@@ -949,6 +1105,7 @@
                 <w:bCs w:val="false"/>
                 <w:sz w:val="19"/>
                 <w:szCs w:val="19"/>
+                <w:rFonts w:ascii="맑은 고딕" w:cs="맑은 고딕" w:eastAsia="맑은 고딕" w:hAnsi="맑은 고딕"/>
               </w:rPr>
               <w:t xml:space="preserve">앱 (토스페이먼츠)</w:t>
             </w:r>
@@ -973,7 +1130,7 @@
           </w:tcPr>
           <w:p>
             <w:pPr>
-              <w:spacing w:after="0" w:before="0" w:line="300"/>
+              <w:spacing w:before="0" w:after="0" w:line="300"/>
               <w:jc w:val="left"/>
             </w:pPr>
             <w:r>
@@ -982,6 +1139,7 @@
                 <w:bCs w:val="false"/>
                 <w:sz w:val="19"/>
                 <w:szCs w:val="19"/>
+                <w:rFonts w:ascii="맑은 고딕" w:cs="맑은 고딕" w:eastAsia="맑은 고딕" w:hAnsi="맑은 고딕"/>
               </w:rPr>
               <w:t xml:space="preserve">앱 (토스페이먼츠) — 제휴사 명의 결제는 불가(토스 확인)</w:t>
             </w:r>
@@ -1011,7 +1169,7 @@
           </w:tcPr>
           <w:p>
             <w:pPr>
-              <w:spacing w:after="0" w:before="0" w:line="300"/>
+              <w:spacing w:before="0" w:after="0" w:line="300"/>
               <w:jc w:val="left"/>
             </w:pPr>
             <w:r>
@@ -1020,6 +1178,7 @@
                 <w:bCs w:val="false"/>
                 <w:sz w:val="19"/>
                 <w:szCs w:val="19"/>
+                <w:rFonts w:ascii="맑은 고딕" w:cs="맑은 고딕" w:eastAsia="맑은 고딕" w:hAnsi="맑은 고딕"/>
               </w:rPr>
               <w:t xml:space="preserve">돈의 흐름</w:t>
             </w:r>
@@ -1044,7 +1203,7 @@
           </w:tcPr>
           <w:p>
             <w:pPr>
-              <w:spacing w:after="0" w:before="0" w:line="300"/>
+              <w:spacing w:before="0" w:after="0" w:line="300"/>
               <w:jc w:val="left"/>
             </w:pPr>
             <w:r>
@@ -1053,6 +1212,7 @@
                 <w:bCs w:val="false"/>
                 <w:sz w:val="19"/>
                 <w:szCs w:val="19"/>
+                <w:rFonts w:ascii="맑은 고딕" w:cs="맑은 고딕" w:eastAsia="맑은 고딕" w:hAnsi="맑은 고딕"/>
               </w:rPr>
               <w:t xml:space="preserve">앱이 전액 수령 → 상담소에 90% 송금</w:t>
             </w:r>
@@ -1077,7 +1237,7 @@
           </w:tcPr>
           <w:p>
             <w:pPr>
-              <w:spacing w:after="0" w:before="0" w:line="300"/>
+              <w:spacing w:before="0" w:after="0" w:line="300"/>
               <w:jc w:val="left"/>
             </w:pPr>
             <w:r>
@@ -1086,6 +1246,7 @@
                 <w:bCs w:val="false"/>
                 <w:sz w:val="19"/>
                 <w:szCs w:val="19"/>
+                <w:rFonts w:ascii="맑은 고딕" w:cs="맑은 고딕" w:eastAsia="맑은 고딕" w:hAnsi="맑은 고딕"/>
               </w:rPr>
               <w:t xml:space="preserve">토스 지급대행으로 토스가 상담소에 90%를 직접 지급, 앱은 7%만 정산</w:t>
             </w:r>
@@ -1115,7 +1276,7 @@
           </w:tcPr>
           <w:p>
             <w:pPr>
-              <w:spacing w:after="0" w:before="0" w:line="300"/>
+              <w:spacing w:before="0" w:after="0" w:line="300"/>
               <w:jc w:val="left"/>
             </w:pPr>
             <w:r>
@@ -1124,6 +1285,7 @@
                 <w:bCs w:val="false"/>
                 <w:sz w:val="19"/>
                 <w:szCs w:val="19"/>
+                <w:rFonts w:ascii="맑은 고딕" w:cs="맑은 고딕" w:eastAsia="맑은 고딕" w:hAnsi="맑은 고딕"/>
               </w:rPr>
               <w:t xml:space="preserve">앱이 상담료를 보관하나</w:t>
             </w:r>
@@ -1148,7 +1310,7 @@
           </w:tcPr>
           <w:p>
             <w:pPr>
-              <w:spacing w:after="0" w:before="0" w:line="300"/>
+              <w:spacing w:before="0" w:after="0" w:line="300"/>
               <w:jc w:val="left"/>
             </w:pPr>
             <w:r>
@@ -1157,6 +1319,7 @@
                 <w:bCs w:val="false"/>
                 <w:sz w:val="19"/>
                 <w:szCs w:val="19"/>
+                <w:rFonts w:ascii="맑은 고딕" w:cs="맑은 고딕" w:eastAsia="맑은 고딕" w:hAnsi="맑은 고딕"/>
               </w:rPr>
               <w:t xml:space="preserve">보관 후 송금</w:t>
             </w:r>
@@ -1181,7 +1344,7 @@
           </w:tcPr>
           <w:p>
             <w:pPr>
-              <w:spacing w:after="0" w:before="0" w:line="300"/>
+              <w:spacing w:before="0" w:after="0" w:line="300"/>
               <w:jc w:val="left"/>
             </w:pPr>
             <w:r>
@@ -1190,6 +1353,7 @@
                 <w:bCs w:val="false"/>
                 <w:sz w:val="19"/>
                 <w:szCs w:val="19"/>
+                <w:rFonts w:ascii="맑은 고딕" w:cs="맑은 고딕" w:eastAsia="맑은 고딕" w:hAnsi="맑은 고딕"/>
               </w:rPr>
               <w:t xml:space="preserve">보관하지 않음</w:t>
             </w:r>
@@ -1219,7 +1383,7 @@
           </w:tcPr>
           <w:p>
             <w:pPr>
-              <w:spacing w:after="0" w:before="0" w:line="300"/>
+              <w:spacing w:before="0" w:after="0" w:line="300"/>
               <w:jc w:val="left"/>
             </w:pPr>
             <w:r>
@@ -1228,6 +1392,7 @@
                 <w:bCs w:val="false"/>
                 <w:sz w:val="19"/>
                 <w:szCs w:val="19"/>
+                <w:rFonts w:ascii="맑은 고딕" w:cs="맑은 고딕" w:eastAsia="맑은 고딕" w:hAnsi="맑은 고딕"/>
               </w:rPr>
               <w:t xml:space="preserve">상담사 지급</w:t>
             </w:r>
@@ -1252,7 +1417,7 @@
           </w:tcPr>
           <w:p>
             <w:pPr>
-              <w:spacing w:after="0" w:before="0" w:line="300"/>
+              <w:spacing w:before="0" w:after="0" w:line="300"/>
               <w:jc w:val="left"/>
             </w:pPr>
             <w:r>
@@ -1261,6 +1426,7 @@
                 <w:bCs w:val="false"/>
                 <w:sz w:val="19"/>
                 <w:szCs w:val="19"/>
+                <w:rFonts w:ascii="맑은 고딕" w:cs="맑은 고딕" w:eastAsia="맑은 고딕" w:hAnsi="맑은 고딕"/>
               </w:rPr>
               <w:t xml:space="preserve">상담소가 지급</w:t>
             </w:r>
@@ -1285,7 +1451,7 @@
           </w:tcPr>
           <w:p>
             <w:pPr>
-              <w:spacing w:after="0" w:before="0" w:line="300"/>
+              <w:spacing w:before="0" w:after="0" w:line="300"/>
               <w:jc w:val="left"/>
             </w:pPr>
             <w:r>
@@ -1294,6 +1460,7 @@
                 <w:bCs w:val="false"/>
                 <w:sz w:val="19"/>
                 <w:szCs w:val="19"/>
+                <w:rFonts w:ascii="맑은 고딕" w:cs="맑은 고딕" w:eastAsia="맑은 고딕" w:hAnsi="맑은 고딕"/>
               </w:rPr>
               <w:t xml:space="preserve">상담소가 지급</w:t>
             </w:r>
@@ -1303,33 +1470,66 @@
     </w:tbl>
     <w:p>
       <w:pPr>
-        <w:spacing w:after="120" w:before="0"/>
-      </w:pPr>
-    </w:p>
-    <w:p>
-      <w:r>
+        <w:spacing w:before="0" w:after="120"/>
+      </w:pPr>
+    </w:p>
+    <w:p>
+      <w:pPr>
+        <w:spacing w:after="100" w:line="320"/>
+      </w:pPr>
+      <w:r>
+        <w:rPr>
+          <w:b w:val="false"/>
+          <w:bCs w:val="false"/>
+          <w:sz w:val="20"/>
+          <w:szCs w:val="20"/>
+          <w:rFonts w:ascii="맑은 고딕" w:cs="맑은 고딕" w:eastAsia="맑은 고딕" w:hAnsi="맑은 고딕"/>
+        </w:rPr>
         <w:t xml:space="preserve">토스페이먼츠 확인(9월 17일 전화): 지급대행은 정산 대금을 입점 사업자에게 대신 지급하는 서비스이며, 결제 명의는 항상 앱(대표 가맹점)입니다. 제휴사가 앱 밖에서 따로 결제받는 방식은 내담자가 앱을 쓸 이유가 없어져 제외했습니다.</w:t>
       </w:r>
     </w:p>
     <w:p>
+      <w:pPr>
+        <w:spacing w:after="100" w:line="320"/>
+      </w:pPr>
       <w:r>
         <w:rPr>
           <w:b/>
           <w:bCs/>
+          <w:sz w:val="20"/>
+          <w:szCs w:val="20"/>
+          <w:rFonts w:ascii="맑은 고딕" w:cs="맑은 고딕" w:eastAsia="맑은 고딕" w:hAnsi="맑은 고딕"/>
         </w:rPr>
         <w:t xml:space="preserve">앱이 다루는 정보:</w:t>
       </w:r>
       <w:r>
+        <w:rPr>
+          <w:b w:val="false"/>
+          <w:bCs w:val="false"/>
+          <w:sz w:val="20"/>
+          <w:szCs w:val="20"/>
+          <w:rFonts w:ascii="맑은 고딕" w:cs="맑은 고딕" w:eastAsia="맑은 고딕" w:hAnsi="맑은 고딕"/>
+        </w:rPr>
         <w:t xml:space="preserve"> 상담 예약·대화 기록, 마음 건강 자가검사 결과 등 </w:t>
       </w:r>
       <w:r>
         <w:rPr>
           <w:b/>
           <w:bCs/>
+          <w:sz w:val="20"/>
+          <w:szCs w:val="20"/>
+          <w:rFonts w:ascii="맑은 고딕" w:cs="맑은 고딕" w:eastAsia="맑은 고딕" w:hAnsi="맑은 고딕"/>
         </w:rPr>
         <w:t xml:space="preserve">민감정보</w:t>
       </w:r>
       <w:r>
+        <w:rPr>
+          <w:b w:val="false"/>
+          <w:bCs w:val="false"/>
+          <w:sz w:val="20"/>
+          <w:szCs w:val="20"/>
+          <w:rFonts w:ascii="맑은 고딕" w:cs="맑은 고딕" w:eastAsia="맑은 고딕" w:hAnsi="맑은 고딕"/>
+        </w:rPr>
         <w:t xml:space="preserve">. 내담자가 동의하면 제휴 상담소의 소장이 주간 상태 요약을 봅니다(AI 대화 원문은 제외). AI는 해외 서버(OpenAI)를 씁니다. 앱 안 ‘느루 캐시’를 충전해 상담료를 냅니다.</w:t>
       </w:r>
     </w:p>
@@ -1337,23 +1537,52 @@
       <w:pPr>
         <w:pStyle w:val="Heading1"/>
         <w:keepNext/>
-      </w:pPr>
-      <w:r>
-        <w:t xml:space="preserve">변호사에게 물을 질문</w:t>
-      </w:r>
-    </w:p>
-    <w:p>
-      <w:r>
-        <w:t xml:space="preserve">가장 급한 것은 </w:t>
-      </w:r>
+        <w:spacing w:before="320" w:after="120"/>
+      </w:pPr>
       <w:r>
         <w:rPr>
           <w:b/>
           <w:bCs/>
+          <w:color w:val="222222"/>
+          <w:sz w:val="26"/>
+          <w:szCs w:val="26"/>
+          <w:rFonts w:ascii="맑은 고딕" w:cs="맑은 고딕" w:eastAsia="맑은 고딕" w:hAnsi="맑은 고딕"/>
+        </w:rPr>
+        <w:t xml:space="preserve">변호사에게 물을 질문</w:t>
+      </w:r>
+    </w:p>
+    <w:p>
+      <w:pPr>
+        <w:spacing w:after="100" w:line="320"/>
+      </w:pPr>
+      <w:r>
+        <w:rPr>
+          <w:b w:val="false"/>
+          <w:bCs w:val="false"/>
+          <w:sz w:val="20"/>
+          <w:szCs w:val="20"/>
+          <w:rFonts w:ascii="맑은 고딕" w:cs="맑은 고딕" w:eastAsia="맑은 고딕" w:hAnsi="맑은 고딕"/>
+        </w:rPr>
+        <w:t xml:space="preserve">가장 급한 것은 </w:t>
+      </w:r>
+      <w:r>
+        <w:rPr>
+          <w:b/>
+          <w:bCs/>
+          <w:sz w:val="20"/>
+          <w:szCs w:val="20"/>
+          <w:rFonts w:ascii="맑은 고딕" w:cs="맑은 고딕" w:eastAsia="맑은 고딕" w:hAnsi="맑은 고딕"/>
         </w:rPr>
         <w:t xml:space="preserve">제휴 상담소가 의료기관과 연계되어 있을 때 우리 정산 구조가 의료법에 걸리는지</w:t>
       </w:r>
       <w:r>
+        <w:rPr>
+          <w:b w:val="false"/>
+          <w:bCs w:val="false"/>
+          <w:sz w:val="20"/>
+          <w:szCs w:val="20"/>
+          <w:rFonts w:ascii="맑은 고딕" w:cs="맑은 고딕" w:eastAsia="맑은 고딕" w:hAnsi="맑은 고딕"/>
+        </w:rPr>
         <w:t xml:space="preserve">입니다. 이 답에 따라 계약서와 앱 결제 흐름이 바뀝니다. 제휴 상대는 병원이 아니라 심리상담사업자이며, 상담료는 그 사업자에게 지급합니다.</w:t>
       </w:r>
     </w:p>
@@ -1361,63 +1590,119 @@
       <w:pPr>
         <w:pStyle w:val="Heading3"/>
         <w:keepNext/>
-      </w:pPr>
-      <w:r>
+        <w:spacing w:before="180" w:after="80"/>
+      </w:pPr>
+      <w:r>
+        <w:rPr>
+          <w:b/>
+          <w:bCs/>
+          <w:color w:val="333333"/>
+          <w:sz w:val="21"/>
+          <w:szCs w:val="21"/>
+          <w:rFonts w:ascii="맑은 고딕" w:cs="맑은 고딕" w:eastAsia="맑은 고딕" w:hAnsi="맑은 고딕"/>
+        </w:rPr>
         <w:t xml:space="preserve">A. 결제 구조와 의료법</w:t>
       </w:r>
     </w:p>
     <w:p>
       <w:pPr>
-        <w:spacing w:after="40"/>
-        <w:ind w:left="800" w:hanging="340"/>
-      </w:pPr>
-      <w:r>
+        <w:spacing w:after="40" w:line="300"/>
+        <w:ind w:left="560" w:hanging="260"/>
+      </w:pPr>
+      <w:r>
+        <w:rPr>
+          <w:b w:val="false"/>
+          <w:bCs w:val="false"/>
+          <w:sz w:val="19"/>
+          <w:szCs w:val="19"/>
+          <w:rFonts w:ascii="맑은 고딕" w:cs="맑은 고딕" w:eastAsia="맑은 고딕" w:hAnsi="맑은 고딕"/>
+        </w:rPr>
         <w:t xml:space="preserve">1. ★★★ 앱이 결제를 받아 제휴 심리상담사업자에게 90%를 보내고 7%를 갖는 구조입니다. 상담소가 의료기관과 같은 자리에서 함께 운영되거나 의료진이 운영에 관여하는 경우, 의료법 제27조(환자 유인·알선)나 의료 수익 분배로 볼 위험이 있나요? 상담소와 의료기관이 어느 정도로 분리돼 있어야 안전한가요?</w:t>
       </w:r>
     </w:p>
     <w:p>
       <w:pPr>
-        <w:spacing w:after="40"/>
-        <w:ind w:left="800" w:hanging="340"/>
-      </w:pPr>
-      <w:r>
+        <w:spacing w:after="40" w:line="300"/>
+        <w:ind w:left="560" w:hanging="260"/>
+      </w:pPr>
+      <w:r>
+        <w:rPr>
+          <w:b w:val="false"/>
+          <w:bCs w:val="false"/>
+          <w:sz w:val="19"/>
+          <w:szCs w:val="19"/>
+          <w:rFonts w:ascii="맑은 고딕" w:cs="맑은 고딕" w:eastAsia="맑은 고딕" w:hAnsi="맑은 고딕"/>
+        </w:rPr>
         <w:t xml:space="preserve">2. ★★ 결제 명의는 앱이지만 토스 지급대행으로 상담소에 직접 지급하는 구조(안 B)는 위험이 줄어드나요? 아니면 이 구조에서는 두 안의 차이가 의미 없나요?</w:t>
       </w:r>
     </w:p>
     <w:p>
       <w:pPr>
-        <w:spacing w:after="40"/>
-        <w:ind w:left="800" w:hanging="340"/>
-      </w:pPr>
-      <w:r>
+        <w:spacing w:after="40" w:line="300"/>
+        <w:ind w:left="560" w:hanging="260"/>
+      </w:pPr>
+      <w:r>
+        <w:rPr>
+          <w:b w:val="false"/>
+          <w:bCs w:val="false"/>
+          <w:sz w:val="19"/>
+          <w:szCs w:val="19"/>
+          <w:rFonts w:ascii="맑은 고딕" w:cs="맑은 고딕" w:eastAsia="맑은 고딕" w:hAnsi="맑은 고딕"/>
+        </w:rPr>
         <w:t xml:space="preserve">3. ★★★ 7%는 예약·결제·기록·정산 기능을 쓴 만큼 내는 시스템 이용료로 보고 있습니다(사용량 과금은 소프트웨어 업계의 일반적 방식이며, 월 고정액은 의뢰가 적은 곳에 부담이 커 채택하지 않았습니다). 이 성격 규정과 계약 문구로 충분한가요? 상담소가 의료기관과 연계된 경우에도 정률 이용료가 문제되지 않나요?</w:t>
       </w:r>
     </w:p>
     <w:p>
       <w:pPr>
-        <w:spacing w:after="40"/>
-        <w:ind w:left="800" w:hanging="340"/>
-      </w:pPr>
-      <w:r>
-        <w:t xml:space="preserve">4. ★★ 상담소 채널이라도 그 상담소 소속이 아닌 상담사가 상담하는 경우가 생깁니다. 이때도 상담료를 상담소에 보내고 상담소가 상담사에게 지급하게 해도 되나요, 아니면 그 건은 앱이 상담사에게 직접 지급해야 하나요?</w:t>
-      </w:r>
-    </w:p>
-    <w:p>
-      <w:pPr>
-        <w:spacing w:after="40"/>
-        <w:ind w:left="800" w:hanging="340"/>
-      </w:pPr>
-      <w:r>
+        <w:spacing w:after="40" w:line="300"/>
+        <w:ind w:left="560" w:hanging="260"/>
+      </w:pPr>
+      <w:r>
+        <w:rPr>
+          <w:b w:val="false"/>
+          <w:bCs w:val="false"/>
+          <w:sz w:val="19"/>
+          <w:szCs w:val="19"/>
+          <w:rFonts w:ascii="맑은 고딕" w:cs="맑은 고딕" w:eastAsia="맑은 고딕" w:hAnsi="맑은 고딕"/>
+        </w:rPr>
+        <w:t xml:space="preserve">4. ★★ 상담사는 등록할 때 소속 상담소를 고를 수 있고, 소속이 있으면 그 상담사의 모든 상담료(앱으로 직접 가입한 내담자 건 포함)가 상담소로 가고 상담소가 상담사에게 지급합니다(앱은 그 상담사의 계좌를 받지 않음). 상담소가 유치하지 않은 내담자 건의 상담료까지 상담소로 보내는 이 구조에 문제가 없나요? 반대로 소속 없는 상담사가 상담소와 연결된 내담자를 상담하면 상담료가 상담소로 가고 상담소가 그 상담사에게 지급하는데, 이것도 괜찮나요?</w:t>
+      </w:r>
+    </w:p>
+    <w:p>
+      <w:pPr>
+        <w:spacing w:after="40" w:line="300"/>
+        <w:ind w:left="560" w:hanging="260"/>
+      </w:pPr>
+      <w:r>
+        <w:rPr>
+          <w:b w:val="false"/>
+          <w:bCs w:val="false"/>
+          <w:sz w:val="19"/>
+          <w:szCs w:val="19"/>
+          <w:rFonts w:ascii="맑은 고딕" w:cs="맑은 고딕" w:eastAsia="맑은 고딕" w:hAnsi="맑은 고딕"/>
+        </w:rPr>
         <w:t xml:space="preserve">5. ★★ </w:t>
       </w:r>
       <w:r>
         <w:rPr>
+          <w:b w:val="false"/>
+          <w:bCs w:val="false"/>
+          <w:sz w:val="19"/>
+          <w:szCs w:val="19"/>
+          <w:rFonts w:ascii="맑은 고딕" w:cs="맑은 고딕" w:eastAsia="맑은 고딕" w:hAnsi="맑은 고딕"/>
           <w:highlight w:val="yellow"/>
           <w:highlightCs w:val="yellow"/>
         </w:rPr>
         <w:t xml:space="preserve">[대표가 세무서에 질의 예정]</w:t>
       </w:r>
       <w:r>
+        <w:rPr>
+          <w:b w:val="false"/>
+          <w:bCs w:val="false"/>
+          <w:sz w:val="19"/>
+          <w:szCs w:val="19"/>
+          <w:rFonts w:ascii="맑은 고딕" w:cs="맑은 고딕" w:eastAsia="맑은 고딕" w:hAnsi="맑은 고딕"/>
+        </w:rPr>
         <w:t xml:space="preserve"> 앱이 상담료를 받아 상담사에게 지급하는 것이 전자금융거래법상 결제대행(PG) 등록 대상인가요? 충전식 ‘느루 캐시’는 선불전자지급수단 등록 대상인가요?</w:t>
       </w:r>
     </w:p>
@@ -1425,74 +1710,147 @@
       <w:pPr>
         <w:pStyle w:val="Heading3"/>
         <w:keepNext/>
-      </w:pPr>
-      <w:r>
+        <w:spacing w:before="180" w:after="80"/>
+      </w:pPr>
+      <w:r>
+        <w:rPr>
+          <w:b/>
+          <w:bCs/>
+          <w:color w:val="333333"/>
+          <w:sz w:val="21"/>
+          <w:szCs w:val="21"/>
+          <w:rFonts w:ascii="맑은 고딕" w:cs="맑은 고딕" w:eastAsia="맑은 고딕" w:hAnsi="맑은 고딕"/>
+        </w:rPr>
         <w:t xml:space="preserve">B. 약관과 서비스 성격</w:t>
       </w:r>
     </w:p>
     <w:p>
       <w:pPr>
-        <w:spacing w:after="40"/>
-        <w:ind w:left="800" w:hanging="340"/>
-      </w:pPr>
-      <w:r>
+        <w:spacing w:after="40" w:line="300"/>
+        <w:ind w:left="560" w:hanging="260"/>
+      </w:pPr>
+      <w:r>
+        <w:rPr>
+          <w:b w:val="false"/>
+          <w:bCs w:val="false"/>
+          <w:sz w:val="19"/>
+          <w:szCs w:val="19"/>
+          <w:rFonts w:ascii="맑은 고딕" w:cs="맑은 고딕" w:eastAsia="맑은 고딕" w:hAnsi="맑은 고딕"/>
+        </w:rPr>
         <w:t xml:space="preserve">6. ★★★ </w:t>
       </w:r>
       <w:r>
         <w:rPr>
+          <w:b w:val="false"/>
+          <w:bCs w:val="false"/>
+          <w:sz w:val="19"/>
+          <w:szCs w:val="19"/>
+          <w:rFonts w:ascii="맑은 고딕" w:cs="맑은 고딕" w:eastAsia="맑은 고딕" w:hAnsi="맑은 고딕"/>
           <w:highlight w:val="yellow"/>
           <w:highlightCs w:val="yellow"/>
         </w:rPr>
         <w:t xml:space="preserve">[대표가 세무서에 질의 예정]</w:t>
       </w:r>
       <w:r>
+        <w:rPr>
+          <w:b w:val="false"/>
+          <w:bCs w:val="false"/>
+          <w:sz w:val="19"/>
+          <w:szCs w:val="19"/>
+          <w:rFonts w:ascii="맑은 고딕" w:cs="맑은 고딕" w:eastAsia="맑은 고딕" w:hAnsi="맑은 고딕"/>
+        </w:rPr>
         <w:t xml:space="preserve"> ‘의료 서비스가 아니며 상담사를 연결만 하는 통신판매중개자’라는 고지와 책임 제한 조항(약관 제5·제10·제16조)이 약관규제법상 무효가 될 부분은 없나요?</w:t>
       </w:r>
     </w:p>
     <w:p>
       <w:pPr>
-        <w:spacing w:after="40"/>
-        <w:ind w:left="800" w:hanging="340"/>
-      </w:pPr>
-      <w:r>
+        <w:spacing w:after="40" w:line="300"/>
+        <w:ind w:left="560" w:hanging="260"/>
+      </w:pPr>
+      <w:r>
+        <w:rPr>
+          <w:b w:val="false"/>
+          <w:bCs w:val="false"/>
+          <w:sz w:val="19"/>
+          <w:szCs w:val="19"/>
+          <w:rFonts w:ascii="맑은 고딕" w:cs="맑은 고딕" w:eastAsia="맑은 고딕" w:hAnsi="맑은 고딕"/>
+        </w:rPr>
         <w:t xml:space="preserve">7. ★★ AI 상담·자가검사 기능이 의료법상 의료행위나 의료기기(소프트웨어)로 볼 여지가 있나요? (앱에서 ‘진단·치료·처방’이라는 말은 모두 뺐고, 리포트 이름도 ‘AI 마음리포트’로 바꿨습니다.)</w:t>
       </w:r>
     </w:p>
     <w:p>
       <w:pPr>
-        <w:spacing w:after="40"/>
-        <w:ind w:left="800" w:hanging="340"/>
-      </w:pPr>
-      <w:r>
+        <w:spacing w:after="40" w:line="300"/>
+        <w:ind w:left="560" w:hanging="260"/>
+      </w:pPr>
+      <w:r>
+        <w:rPr>
+          <w:b w:val="false"/>
+          <w:bCs w:val="false"/>
+          <w:sz w:val="19"/>
+          <w:szCs w:val="19"/>
+          <w:rFonts w:ascii="맑은 고딕" w:cs="맑은 고딕" w:eastAsia="맑은 고딕" w:hAnsi="맑은 고딕"/>
+        </w:rPr>
         <w:t xml:space="preserve">8. ★★ </w:t>
       </w:r>
       <w:r>
         <w:rPr>
+          <w:b w:val="false"/>
+          <w:bCs w:val="false"/>
+          <w:sz w:val="19"/>
+          <w:szCs w:val="19"/>
+          <w:rFonts w:ascii="맑은 고딕" w:cs="맑은 고딕" w:eastAsia="맑은 고딕" w:hAnsi="맑은 고딕"/>
           <w:highlight w:val="yellow"/>
           <w:highlightCs w:val="yellow"/>
         </w:rPr>
         <w:t xml:space="preserve">[소비자원 등에 문의 예정]</w:t>
       </w:r>
       <w:r>
+        <w:rPr>
+          <w:b w:val="false"/>
+          <w:bCs w:val="false"/>
+          <w:sz w:val="19"/>
+          <w:szCs w:val="19"/>
+          <w:rFonts w:ascii="맑은 고딕" w:cs="맑은 고딕" w:eastAsia="맑은 고딕" w:hAnsi="맑은 고딕"/>
+        </w:rPr>
         <w:t xml:space="preserve"> 예약 취소·환불 규정(24시간 전 전액, 1시간 전까지 50%, 그 후 환불 없음)과 캐시 환불 수수료 10%, 캐시 유효기간 5년이 전자상거래법·소비자분쟁해결기준에 맞나요?</w:t>
       </w:r>
     </w:p>
     <w:p>
       <w:pPr>
-        <w:spacing w:after="40"/>
-        <w:ind w:left="800" w:hanging="340"/>
-      </w:pPr>
-      <w:r>
+        <w:spacing w:after="40" w:line="300"/>
+        <w:ind w:left="560" w:hanging="260"/>
+      </w:pPr>
+      <w:r>
+        <w:rPr>
+          <w:b w:val="false"/>
+          <w:bCs w:val="false"/>
+          <w:sz w:val="19"/>
+          <w:szCs w:val="19"/>
+          <w:rFonts w:ascii="맑은 고딕" w:cs="맑은 고딕" w:eastAsia="맑은 고딕" w:hAnsi="맑은 고딕"/>
+        </w:rPr>
         <w:t xml:space="preserve">9. ★ </w:t>
       </w:r>
       <w:r>
         <w:rPr>
+          <w:b w:val="false"/>
+          <w:bCs w:val="false"/>
+          <w:sz w:val="19"/>
+          <w:szCs w:val="19"/>
+          <w:rFonts w:ascii="맑은 고딕" w:cs="맑은 고딕" w:eastAsia="맑은 고딕" w:hAnsi="맑은 고딕"/>
           <w:highlight w:val="yellow"/>
           <w:highlightCs w:val="yellow"/>
         </w:rPr>
         <w:t xml:space="preserve">[소비자원 등에 문의 예정]</w:t>
       </w:r>
       <w:r>
+        <w:rPr>
+          <w:b w:val="false"/>
+          <w:bCs w:val="false"/>
+          <w:sz w:val="19"/>
+          <w:szCs w:val="19"/>
+          <w:rFonts w:ascii="맑은 고딕" w:cs="맑은 고딕" w:eastAsia="맑은 고딕" w:hAnsi="맑은 고딕"/>
+        </w:rPr>
         <w:t xml:space="preserve"> 만 14세 이상이면 보호자 동의 없이 가입·결제할 수 있게 해도 되나요? 미성년자 결제는 취소권 문제가 없나요?</w:t>
       </w:r>
     </w:p>
@@ -1500,35 +1858,65 @@
       <w:pPr>
         <w:pStyle w:val="Heading3"/>
         <w:keepNext/>
-      </w:pPr>
-      <w:r>
+        <w:spacing w:before="180" w:after="80"/>
+      </w:pPr>
+      <w:r>
+        <w:rPr>
+          <w:b/>
+          <w:bCs/>
+          <w:color w:val="333333"/>
+          <w:sz w:val="21"/>
+          <w:szCs w:val="21"/>
+          <w:rFonts w:ascii="맑은 고딕" w:cs="맑은 고딕" w:eastAsia="맑은 고딕" w:hAnsi="맑은 고딕"/>
+        </w:rPr>
         <w:t xml:space="preserve">C. 개인정보</w:t>
       </w:r>
     </w:p>
     <w:p>
       <w:pPr>
-        <w:spacing w:after="40"/>
-        <w:ind w:left="800" w:hanging="340"/>
-      </w:pPr>
-      <w:r>
+        <w:spacing w:after="40" w:line="300"/>
+        <w:ind w:left="560" w:hanging="260"/>
+      </w:pPr>
+      <w:r>
+        <w:rPr>
+          <w:b w:val="false"/>
+          <w:bCs w:val="false"/>
+          <w:sz w:val="19"/>
+          <w:szCs w:val="19"/>
+          <w:rFonts w:ascii="맑은 고딕" w:cs="맑은 고딕" w:eastAsia="맑은 고딕" w:hAnsi="맑은 고딕"/>
+        </w:rPr>
         <w:t xml:space="preserve">10. ★★★ 내담자 동의를 받아 제휴 상담소에 주간 상태 요약을 보여주는 것은 ‘제3자 제공’인가요, ‘처리 위탁’인가요? 제휴계약서 제10조에서 어느 쪽을 골라야 하나요?</w:t>
       </w:r>
     </w:p>
     <w:p>
       <w:pPr>
-        <w:spacing w:after="40"/>
-        <w:ind w:left="800" w:hanging="340"/>
-      </w:pPr>
-      <w:r>
+        <w:spacing w:after="40" w:line="300"/>
+        <w:ind w:left="560" w:hanging="260"/>
+      </w:pPr>
+      <w:r>
+        <w:rPr>
+          <w:b w:val="false"/>
+          <w:bCs w:val="false"/>
+          <w:sz w:val="19"/>
+          <w:szCs w:val="19"/>
+          <w:rFonts w:ascii="맑은 고딕" w:cs="맑은 고딕" w:eastAsia="맑은 고딕" w:hAnsi="맑은 고딕"/>
+        </w:rPr>
         <w:t xml:space="preserve">11. ★★ 민감정보·국외이전 동의를 앱 첫 화면에서 한 번에(항목별 체크 5개) 받는 방식이면 충분한가요? 필수가 아닌 선택 동의로 분리해야 할 항목이 있나요?</w:t>
       </w:r>
     </w:p>
     <w:p>
       <w:pPr>
-        <w:spacing w:after="40"/>
-        <w:ind w:left="800" w:hanging="340"/>
-      </w:pPr>
-      <w:r>
+        <w:spacing w:after="40" w:line="300"/>
+        <w:ind w:left="560" w:hanging="260"/>
+      </w:pPr>
+      <w:r>
+        <w:rPr>
+          <w:b w:val="false"/>
+          <w:bCs w:val="false"/>
+          <w:sz w:val="19"/>
+          <w:szCs w:val="19"/>
+          <w:rFonts w:ascii="맑은 고딕" w:cs="맑은 고딕" w:eastAsia="맑은 고딕" w:hAnsi="맑은 고딕"/>
+        </w:rPr>
         <w:t xml:space="preserve">12. ★ 개인 상담사는 내담자 정보에 대해 우리의 수탁자인가요, 독립된 처리자인가요?</w:t>
       </w:r>
     </w:p>
@@ -1536,44 +1924,81 @@
       <w:pPr>
         <w:pStyle w:val="Heading3"/>
         <w:keepNext/>
-      </w:pPr>
-      <w:r>
+        <w:spacing w:before="180" w:after="80"/>
+      </w:pPr>
+      <w:r>
+        <w:rPr>
+          <w:b/>
+          <w:bCs/>
+          <w:color w:val="333333"/>
+          <w:sz w:val="21"/>
+          <w:szCs w:val="21"/>
+          <w:rFonts w:ascii="맑은 고딕" w:cs="맑은 고딕" w:eastAsia="맑은 고딕" w:hAnsi="맑은 고딕"/>
+        </w:rPr>
         <w:t xml:space="preserve">D. 계약서 (초안 첨부)</w:t>
       </w:r>
     </w:p>
     <w:p>
       <w:pPr>
-        <w:spacing w:after="40"/>
-        <w:ind w:left="800" w:hanging="340"/>
-      </w:pPr>
-      <w:r>
+        <w:spacing w:after="40" w:line="300"/>
+        <w:ind w:left="560" w:hanging="260"/>
+      </w:pPr>
+      <w:r>
+        <w:rPr>
+          <w:b w:val="false"/>
+          <w:bCs w:val="false"/>
+          <w:sz w:val="19"/>
+          <w:szCs w:val="19"/>
+          <w:rFonts w:ascii="맑은 고딕" w:cs="맑은 고딕" w:eastAsia="맑은 고딕" w:hAnsi="맑은 고딕"/>
+        </w:rPr>
         <w:t xml:space="preserve">13. ★★ 상담사 입점계약서: 상담사를 프리랜서로 두는 구조에서 근로자성이 인정될 위험이 있는 조항(회기 기록 의무, 제재 등)은 없나요?</w:t>
       </w:r>
     </w:p>
     <w:p>
       <w:pPr>
-        <w:spacing w:after="40"/>
-        <w:ind w:left="800" w:hanging="340"/>
-      </w:pPr>
-      <w:r>
+        <w:spacing w:after="40" w:line="300"/>
+        <w:ind w:left="560" w:hanging="260"/>
+      </w:pPr>
+      <w:r>
+        <w:rPr>
+          <w:b w:val="false"/>
+          <w:bCs w:val="false"/>
+          <w:sz w:val="19"/>
+          <w:szCs w:val="19"/>
+          <w:rFonts w:ascii="맑은 고딕" w:cs="맑은 고딕" w:eastAsia="맑은 고딕" w:hAnsi="맑은 고딕"/>
+        </w:rPr>
         <w:t xml:space="preserve">14. ★★ 상담사 계약서의 직거래 금지 위약금과 우리 쪽 배상 한도(직전 3개월 수수료)가 효력이 있나요?</w:t>
       </w:r>
     </w:p>
     <w:p>
       <w:pPr>
-        <w:spacing w:after="40"/>
-        <w:ind w:left="800" w:hanging="340"/>
-      </w:pPr>
-      <w:r>
+        <w:spacing w:after="40" w:line="300"/>
+        <w:ind w:left="560" w:hanging="260"/>
+      </w:pPr>
+      <w:r>
+        <w:rPr>
+          <w:b w:val="false"/>
+          <w:bCs w:val="false"/>
+          <w:sz w:val="19"/>
+          <w:szCs w:val="19"/>
+          <w:rFonts w:ascii="맑은 고딕" w:cs="맑은 고딕" w:eastAsia="맑은 고딕" w:hAnsi="맑은 고딕"/>
+        </w:rPr>
         <w:t xml:space="preserve">15. ★ 제휴계약서: 상담소가 상담사에게 기한 내 지급하지 않을 때 우리가 책임지지 않으려면 어떤 문구가 필요한가요? 또 앱에 제휴 상담소와 연계된 의료기관의 이름을 표시해도 되나요(의료광고 문제)?</w:t>
       </w:r>
     </w:p>
     <w:p>
       <w:pPr>
-        <w:spacing w:after="40"/>
-        <w:ind w:left="800" w:hanging="340"/>
-      </w:pPr>
-      <w:r>
+        <w:spacing w:after="40" w:line="300"/>
+        <w:ind w:left="560" w:hanging="260"/>
+      </w:pPr>
+      <w:r>
+        <w:rPr>
+          <w:b w:val="false"/>
+          <w:bCs w:val="false"/>
+          <w:sz w:val="19"/>
+          <w:szCs w:val="19"/>
+          <w:rFonts w:ascii="맑은 고딕" w:cs="맑은 고딕" w:eastAsia="맑은 고딕" w:hAnsi="맑은 고딕"/>
+        </w:rPr>
         <w:t xml:space="preserve">16. ★ 위기(자살 위험) 알림을 제휴 상담소에 보냈는데 놓쳐서 사고가 나면 우리 책임은 어디까지인가요?</w:t>
       </w:r>
     </w:p>
@@ -1581,23 +2006,52 @@
       <w:pPr>
         <w:pStyle w:val="Heading1"/>
         <w:keepNext/>
-      </w:pPr>
-      <w:r>
-        <w:t xml:space="preserve">세무사에게 물을 질문</w:t>
-      </w:r>
-    </w:p>
-    <w:p>
-      <w:r>
-        <w:t xml:space="preserve">가장 급한 것은 </w:t>
-      </w:r>
+        <w:spacing w:before="320" w:after="120"/>
+      </w:pPr>
       <w:r>
         <w:rPr>
           <w:b/>
           <w:bCs/>
+          <w:color w:val="222222"/>
+          <w:sz w:val="26"/>
+          <w:szCs w:val="26"/>
+          <w:rFonts w:ascii="맑은 고딕" w:cs="맑은 고딕" w:eastAsia="맑은 고딕" w:hAnsi="맑은 고딕"/>
+        </w:rPr>
+        <w:t xml:space="preserve">세무사에게 물을 질문</w:t>
+      </w:r>
+    </w:p>
+    <w:p>
+      <w:pPr>
+        <w:spacing w:after="100" w:line="320"/>
+      </w:pPr>
+      <w:r>
+        <w:rPr>
+          <w:b w:val="false"/>
+          <w:bCs w:val="false"/>
+          <w:sz w:val="20"/>
+          <w:szCs w:val="20"/>
+          <w:rFonts w:ascii="맑은 고딕" w:cs="맑은 고딕" w:eastAsia="맑은 고딕" w:hAnsi="맑은 고딕"/>
+        </w:rPr>
+        <w:t xml:space="preserve">가장 급한 것은 </w:t>
+      </w:r>
+      <w:r>
+        <w:rPr>
+          <w:b/>
+          <w:bCs/>
+          <w:sz w:val="20"/>
+          <w:szCs w:val="20"/>
+          <w:rFonts w:ascii="맑은 고딕" w:cs="맑은 고딕" w:eastAsia="맑은 고딕" w:hAnsi="맑은 고딕"/>
         </w:rPr>
         <w:t xml:space="preserve">앱 매출을 수수료만으로 잡는지, 상담료 전액으로 잡는지</w:t>
       </w:r>
       <w:r>
+        <w:rPr>
+          <w:b w:val="false"/>
+          <w:bCs w:val="false"/>
+          <w:sz w:val="20"/>
+          <w:szCs w:val="20"/>
+          <w:rFonts w:ascii="맑은 고딕" w:cs="맑은 고딕" w:eastAsia="맑은 고딕" w:hAnsi="맑은 고딕"/>
+        </w:rPr>
         <w:t xml:space="preserve">입니다. 부가세·계산서·장부가 모두 이 답에 따라 정해집니다.</w:t>
       </w:r>
     </w:p>
@@ -1605,8 +2059,17 @@
       <w:pPr>
         <w:pStyle w:val="Heading3"/>
         <w:keepNext/>
-      </w:pPr>
-      <w:r>
+        <w:spacing w:before="180" w:after="80"/>
+      </w:pPr>
+      <w:r>
+        <w:rPr>
+          <w:b/>
+          <w:bCs/>
+          <w:color w:val="333333"/>
+          <w:sz w:val="21"/>
+          <w:szCs w:val="21"/>
+          <w:rFonts w:ascii="맑은 고딕" w:cs="맑은 고딕" w:eastAsia="맑은 고딕" w:hAnsi="맑은 고딕"/>
+        </w:rPr>
         <w:t xml:space="preserve">예시 (상담료 60,000원 1건)</w:t>
       </w:r>
     </w:p>
@@ -1653,7 +2116,7 @@
           </w:tcPr>
           <w:p>
             <w:pPr>
-              <w:spacing w:after="0" w:before="0" w:line="300"/>
+              <w:spacing w:before="0" w:after="0" w:line="300"/>
               <w:jc w:val="center"/>
             </w:pPr>
             <w:r>
@@ -1662,6 +2125,7 @@
                 <w:bCs/>
                 <w:sz w:val="19"/>
                 <w:szCs w:val="19"/>
+                <w:rFonts w:ascii="맑은 고딕" w:cs="맑은 고딕" w:eastAsia="맑은 고딕" w:hAnsi="맑은 고딕"/>
               </w:rPr>
               <w:t xml:space="preserve">구분</w:t>
             </w:r>
@@ -1687,7 +2151,7 @@
           </w:tcPr>
           <w:p>
             <w:pPr>
-              <w:spacing w:after="0" w:before="0" w:line="300"/>
+              <w:spacing w:before="0" w:after="0" w:line="300"/>
               <w:jc w:val="center"/>
             </w:pPr>
             <w:r>
@@ -1696,6 +2160,7 @@
                 <w:bCs/>
                 <w:sz w:val="19"/>
                 <w:szCs w:val="19"/>
+                <w:rFonts w:ascii="맑은 고딕" w:cs="맑은 고딕" w:eastAsia="맑은 고딕" w:hAnsi="맑은 고딕"/>
               </w:rPr>
               <w:t xml:space="preserve">상담사(또는 병원)</w:t>
             </w:r>
@@ -1721,7 +2186,7 @@
           </w:tcPr>
           <w:p>
             <w:pPr>
-              <w:spacing w:after="0" w:before="0" w:line="300"/>
+              <w:spacing w:before="0" w:after="0" w:line="300"/>
               <w:jc w:val="center"/>
             </w:pPr>
             <w:r>
@@ -1730,6 +2195,7 @@
                 <w:bCs/>
                 <w:sz w:val="19"/>
                 <w:szCs w:val="19"/>
+                <w:rFonts w:ascii="맑은 고딕" w:cs="맑은 고딕" w:eastAsia="맑은 고딕" w:hAnsi="맑은 고딕"/>
               </w:rPr>
               <w:t xml:space="preserve">앱</w:t>
             </w:r>
@@ -1755,7 +2221,7 @@
           </w:tcPr>
           <w:p>
             <w:pPr>
-              <w:spacing w:after="0" w:before="0" w:line="300"/>
+              <w:spacing w:before="0" w:after="0" w:line="300"/>
               <w:jc w:val="center"/>
             </w:pPr>
             <w:r>
@@ -1764,6 +2230,7 @@
                 <w:bCs/>
                 <w:sz w:val="19"/>
                 <w:szCs w:val="19"/>
+                <w:rFonts w:ascii="맑은 고딕" w:cs="맑은 고딕" w:eastAsia="맑은 고딕" w:hAnsi="맑은 고딕"/>
               </w:rPr>
               <w:t xml:space="preserve">결제수수료</w:t>
             </w:r>
@@ -1793,7 +2260,7 @@
           </w:tcPr>
           <w:p>
             <w:pPr>
-              <w:spacing w:after="0" w:before="0" w:line="300"/>
+              <w:spacing w:before="0" w:after="0" w:line="300"/>
               <w:jc w:val="left"/>
             </w:pPr>
             <w:r>
@@ -1802,6 +2269,7 @@
                 <w:bCs w:val="false"/>
                 <w:sz w:val="19"/>
                 <w:szCs w:val="19"/>
+                <w:rFonts w:ascii="맑은 고딕" w:cs="맑은 고딕" w:eastAsia="맑은 고딕" w:hAnsi="맑은 고딕"/>
               </w:rPr>
               <w:t xml:space="preserve">상담소 채널</w:t>
             </w:r>
@@ -1826,7 +2294,7 @@
           </w:tcPr>
           <w:p>
             <w:pPr>
-              <w:spacing w:after="0" w:before="0" w:line="300"/>
+              <w:spacing w:before="0" w:after="0" w:line="300"/>
               <w:jc w:val="left"/>
             </w:pPr>
             <w:r>
@@ -1835,6 +2303,7 @@
                 <w:bCs w:val="false"/>
                 <w:sz w:val="19"/>
                 <w:szCs w:val="19"/>
+                <w:rFonts w:ascii="맑은 고딕" w:cs="맑은 고딕" w:eastAsia="맑은 고딕" w:hAnsi="맑은 고딕"/>
               </w:rPr>
               <w:t xml:space="preserve">상담소 54,000</w:t>
             </w:r>
@@ -1859,7 +2328,7 @@
           </w:tcPr>
           <w:p>
             <w:pPr>
-              <w:spacing w:after="0" w:before="0" w:line="300"/>
+              <w:spacing w:before="0" w:after="0" w:line="300"/>
               <w:jc w:val="left"/>
             </w:pPr>
             <w:r>
@@ -1868,6 +2337,7 @@
                 <w:bCs w:val="false"/>
                 <w:sz w:val="19"/>
                 <w:szCs w:val="19"/>
+                <w:rFonts w:ascii="맑은 고딕" w:cs="맑은 고딕" w:eastAsia="맑은 고딕" w:hAnsi="맑은 고딕"/>
               </w:rPr>
               <w:t xml:space="preserve">4,200</w:t>
             </w:r>
@@ -1892,7 +2362,7 @@
           </w:tcPr>
           <w:p>
             <w:pPr>
-              <w:spacing w:after="0" w:before="0" w:line="300"/>
+              <w:spacing w:before="0" w:after="0" w:line="300"/>
               <w:jc w:val="left"/>
             </w:pPr>
             <w:r>
@@ -1901,6 +2371,7 @@
                 <w:bCs w:val="false"/>
                 <w:sz w:val="19"/>
                 <w:szCs w:val="19"/>
+                <w:rFonts w:ascii="맑은 고딕" w:cs="맑은 고딕" w:eastAsia="맑은 고딕" w:hAnsi="맑은 고딕"/>
               </w:rPr>
               <w:t xml:space="preserve">1,800</w:t>
             </w:r>
@@ -1930,7 +2401,7 @@
           </w:tcPr>
           <w:p>
             <w:pPr>
-              <w:spacing w:after="0" w:before="0" w:line="300"/>
+              <w:spacing w:before="0" w:after="0" w:line="300"/>
               <w:jc w:val="left"/>
             </w:pPr>
             <w:r>
@@ -1939,6 +2410,7 @@
                 <w:bCs w:val="false"/>
                 <w:sz w:val="19"/>
                 <w:szCs w:val="19"/>
+                <w:rFonts w:ascii="맑은 고딕" w:cs="맑은 고딕" w:eastAsia="맑은 고딕" w:hAnsi="맑은 고딕"/>
               </w:rPr>
               <w:t xml:space="preserve">앱 채널 (상담사 70%)</w:t>
             </w:r>
@@ -1963,7 +2435,7 @@
           </w:tcPr>
           <w:p>
             <w:pPr>
-              <w:spacing w:after="0" w:before="0" w:line="300"/>
+              <w:spacing w:before="0" w:after="0" w:line="300"/>
               <w:jc w:val="left"/>
             </w:pPr>
             <w:r>
@@ -1972,6 +2444,7 @@
                 <w:bCs w:val="false"/>
                 <w:sz w:val="19"/>
                 <w:szCs w:val="19"/>
+                <w:rFonts w:ascii="맑은 고딕" w:cs="맑은 고딕" w:eastAsia="맑은 고딕" w:hAnsi="맑은 고딕"/>
               </w:rPr>
               <w:t xml:space="preserve">상담사 42,000 (3.3% 원천징수 전)</w:t>
             </w:r>
@@ -1996,7 +2469,7 @@
           </w:tcPr>
           <w:p>
             <w:pPr>
-              <w:spacing w:after="0" w:before="0" w:line="300"/>
+              <w:spacing w:before="0" w:after="0" w:line="300"/>
               <w:jc w:val="left"/>
             </w:pPr>
             <w:r>
@@ -2005,6 +2478,7 @@
                 <w:bCs w:val="false"/>
                 <w:sz w:val="19"/>
                 <w:szCs w:val="19"/>
+                <w:rFonts w:ascii="맑은 고딕" w:cs="맑은 고딕" w:eastAsia="맑은 고딕" w:hAnsi="맑은 고딕"/>
               </w:rPr>
               <w:t xml:space="preserve">16,200</w:t>
             </w:r>
@@ -2029,7 +2503,7 @@
           </w:tcPr>
           <w:p>
             <w:pPr>
-              <w:spacing w:after="0" w:before="0" w:line="300"/>
+              <w:spacing w:before="0" w:after="0" w:line="300"/>
               <w:jc w:val="left"/>
             </w:pPr>
             <w:r>
@@ -2038,6 +2512,7 @@
                 <w:bCs w:val="false"/>
                 <w:sz w:val="19"/>
                 <w:szCs w:val="19"/>
+                <w:rFonts w:ascii="맑은 고딕" w:cs="맑은 고딕" w:eastAsia="맑은 고딕" w:hAnsi="맑은 고딕"/>
               </w:rPr>
               <w:t xml:space="preserve">1,800</w:t>
             </w:r>
@@ -2047,51 +2522,88 @@
     </w:tbl>
     <w:p>
       <w:pPr>
-        <w:spacing w:after="120" w:before="0"/>
+        <w:spacing w:before="0" w:after="120"/>
       </w:pPr>
     </w:p>
     <w:p>
       <w:pPr>
         <w:pStyle w:val="Heading3"/>
         <w:keepNext/>
-      </w:pPr>
-      <w:r>
+        <w:spacing w:before="180" w:after="80"/>
+      </w:pPr>
+      <w:r>
+        <w:rPr>
+          <w:b/>
+          <w:bCs/>
+          <w:color w:val="333333"/>
+          <w:sz w:val="21"/>
+          <w:szCs w:val="21"/>
+          <w:rFonts w:ascii="맑은 고딕" w:cs="맑은 고딕" w:eastAsia="맑은 고딕" w:hAnsi="맑은 고딕"/>
+        </w:rPr>
         <w:t xml:space="preserve">A. 매출과 부가세</w:t>
       </w:r>
     </w:p>
     <w:p>
       <w:pPr>
-        <w:spacing w:after="40"/>
-        <w:ind w:left="800" w:hanging="340"/>
-      </w:pPr>
-      <w:r>
+        <w:spacing w:after="40" w:line="300"/>
+        <w:ind w:left="560" w:hanging="260"/>
+      </w:pPr>
+      <w:r>
+        <w:rPr>
+          <w:b w:val="false"/>
+          <w:bCs w:val="false"/>
+          <w:sz w:val="19"/>
+          <w:szCs w:val="19"/>
+          <w:rFonts w:ascii="맑은 고딕" w:cs="맑은 고딕" w:eastAsia="맑은 고딕" w:hAnsi="맑은 고딕"/>
+        </w:rPr>
         <w:t xml:space="preserve">1. ★★★ 상담소 채널에서 앱 매출은 7%만인가요, 상담료 전액인가요? 토스가 상담소에 직접 지급하는 안 B(결제 명의는 앱)에서는 어떻게 달라지나요?</w:t>
       </w:r>
     </w:p>
     <w:p>
       <w:pPr>
-        <w:spacing w:after="40"/>
-        <w:ind w:left="800" w:hanging="340"/>
-      </w:pPr>
-      <w:r>
+        <w:spacing w:after="40" w:line="300"/>
+        <w:ind w:left="560" w:hanging="260"/>
+      </w:pPr>
+      <w:r>
+        <w:rPr>
+          <w:b w:val="false"/>
+          <w:bCs w:val="false"/>
+          <w:sz w:val="19"/>
+          <w:szCs w:val="19"/>
+          <w:rFonts w:ascii="맑은 고딕" w:cs="맑은 고딕" w:eastAsia="맑은 고딕" w:hAnsi="맑은 고딕"/>
+        </w:rPr>
         <w:t xml:space="preserve">2. ★★★ 앱 채널에서 앱 매출은 수수료(상담사 몫·결제수수료를 뺀 나머지)만인가요, 상담료 전액인가요? 중개로 인정받으려면 약관·영수증에 무엇이 필요한가요?</w:t>
       </w:r>
     </w:p>
     <w:p>
       <w:pPr>
-        <w:spacing w:after="40"/>
-        <w:ind w:left="800" w:hanging="340"/>
-      </w:pPr>
-      <w:r>
+        <w:spacing w:after="40" w:line="300"/>
+        <w:ind w:left="560" w:hanging="260"/>
+      </w:pPr>
+      <w:r>
+        <w:rPr>
+          <w:b w:val="false"/>
+          <w:bCs w:val="false"/>
+          <w:sz w:val="19"/>
+          <w:szCs w:val="19"/>
+          <w:rFonts w:ascii="맑은 고딕" w:cs="맑은 고딕" w:eastAsia="맑은 고딕" w:hAnsi="맑은 고딕"/>
+        </w:rPr>
         <w:t xml:space="preserve">3. ★★★ 개인 상담사의 심리상담은 부가세 면세(인적용역)인가요, 과세인가요? 사업자등록이 있는 상담사면 달라지나요?</w:t>
       </w:r>
     </w:p>
     <w:p>
       <w:pPr>
-        <w:spacing w:after="40"/>
-        <w:ind w:left="800" w:hanging="340"/>
-      </w:pPr>
-      <w:r>
+        <w:spacing w:after="40" w:line="300"/>
+        <w:ind w:left="560" w:hanging="260"/>
+      </w:pPr>
+      <w:r>
+        <w:rPr>
+          <w:b w:val="false"/>
+          <w:bCs w:val="false"/>
+          <w:sz w:val="19"/>
+          <w:szCs w:val="19"/>
+          <w:rFonts w:ascii="맑은 고딕" w:cs="맑은 고딕" w:eastAsia="맑은 고딕" w:hAnsi="맑은 고딕"/>
+        </w:rPr>
         <w:t xml:space="preserve">4. ★★ 앱의 수수료 매출에 부가세 10%가 붙나요? 그러면 상담료 6만원은 부가세 포함으로 표시하고 배분은 어떻게 계산하나요?</w:t>
       </w:r>
     </w:p>
@@ -2099,35 +2611,65 @@
       <w:pPr>
         <w:pStyle w:val="Heading3"/>
         <w:keepNext/>
-      </w:pPr>
-      <w:r>
+        <w:spacing w:before="180" w:after="80"/>
+      </w:pPr>
+      <w:r>
+        <w:rPr>
+          <w:b/>
+          <w:bCs/>
+          <w:color w:val="333333"/>
+          <w:sz w:val="21"/>
+          <w:szCs w:val="21"/>
+          <w:rFonts w:ascii="맑은 고딕" w:cs="맑은 고딕" w:eastAsia="맑은 고딕" w:hAnsi="맑은 고딕"/>
+        </w:rPr>
         <w:t xml:space="preserve">B. 계산서 발행 기준</w:t>
       </w:r>
     </w:p>
     <w:p>
       <w:pPr>
-        <w:spacing w:after="40"/>
-        <w:ind w:left="800" w:hanging="340"/>
-      </w:pPr>
-      <w:r>
+        <w:spacing w:after="40" w:line="300"/>
+        <w:ind w:left="560" w:hanging="260"/>
+      </w:pPr>
+      <w:r>
+        <w:rPr>
+          <w:b w:val="false"/>
+          <w:bCs w:val="false"/>
+          <w:sz w:val="19"/>
+          <w:szCs w:val="19"/>
+          <w:rFonts w:ascii="맑은 고딕" w:cs="맑은 고딕" w:eastAsia="맑은 고딕" w:hAnsi="맑은 고딕"/>
+        </w:rPr>
         <w:t xml:space="preserve">5. ★★★ 앱이 제휴 상담소에 청구하는 7%는 세금계산서(부가세 별도)를 발행하면 되나요? 상담소가 면세사업자라면 부가세를 공제받지 못해 실부담이 7.7%가 되는데, 맞나요?</w:t>
       </w:r>
     </w:p>
     <w:p>
       <w:pPr>
-        <w:spacing w:after="40"/>
-        <w:ind w:left="800" w:hanging="340"/>
-      </w:pPr>
-      <w:r>
+        <w:spacing w:after="40" w:line="300"/>
+        <w:ind w:left="560" w:hanging="260"/>
+      </w:pPr>
+      <w:r>
+        <w:rPr>
+          <w:b w:val="false"/>
+          <w:bCs w:val="false"/>
+          <w:sz w:val="19"/>
+          <w:szCs w:val="19"/>
+          <w:rFonts w:ascii="맑은 고딕" w:cs="맑은 고딕" w:eastAsia="맑은 고딕" w:hAnsi="맑은 고딕"/>
+        </w:rPr>
         <w:t xml:space="preserve">6. ★★ 안 A에서 앱이 상담소에 보내는 90%에 대해 누가 어떤 증빙을 발행하나요? 내담자 카드 영수증은 앱 명의인데 상담소 매출은 어떻게 잡나요?</w:t>
       </w:r>
     </w:p>
     <w:p>
       <w:pPr>
-        <w:spacing w:after="40"/>
-        <w:ind w:left="800" w:hanging="340"/>
-      </w:pPr>
-      <w:r>
+        <w:spacing w:after="40" w:line="300"/>
+        <w:ind w:left="560" w:hanging="260"/>
+      </w:pPr>
+      <w:r>
+        <w:rPr>
+          <w:b w:val="false"/>
+          <w:bCs w:val="false"/>
+          <w:sz w:val="19"/>
+          <w:szCs w:val="19"/>
+          <w:rFonts w:ascii="맑은 고딕" w:cs="맑은 고딕" w:eastAsia="맑은 고딕" w:hAnsi="맑은 고딕"/>
+        </w:rPr>
         <w:t xml:space="preserve">7. ★★ 결제대행사 수수료 3%와 상담사 지급분을 장부에 어떻게 기록하나요?</w:t>
       </w:r>
     </w:p>
@@ -2135,35 +2677,65 @@
       <w:pPr>
         <w:pStyle w:val="Heading3"/>
         <w:keepNext/>
-      </w:pPr>
-      <w:r>
+        <w:spacing w:before="180" w:after="80"/>
+      </w:pPr>
+      <w:r>
+        <w:rPr>
+          <w:b/>
+          <w:bCs/>
+          <w:color w:val="333333"/>
+          <w:sz w:val="21"/>
+          <w:szCs w:val="21"/>
+          <w:rFonts w:ascii="맑은 고딕" w:cs="맑은 고딕" w:eastAsia="맑은 고딕" w:hAnsi="맑은 고딕"/>
+        </w:rPr>
         <w:t xml:space="preserve">C. 상담사 3.3% 원천징수</w:t>
       </w:r>
     </w:p>
     <w:p>
       <w:pPr>
-        <w:spacing w:after="40"/>
-        <w:ind w:left="800" w:hanging="340"/>
-      </w:pPr>
-      <w:r>
+        <w:spacing w:after="40" w:line="300"/>
+        <w:ind w:left="560" w:hanging="260"/>
+      </w:pPr>
+      <w:r>
+        <w:rPr>
+          <w:b w:val="false"/>
+          <w:bCs w:val="false"/>
+          <w:sz w:val="19"/>
+          <w:szCs w:val="19"/>
+          <w:rFonts w:ascii="맑은 고딕" w:cs="맑은 고딕" w:eastAsia="맑은 고딕" w:hAnsi="맑은 고딕"/>
+        </w:rPr>
         <w:t xml:space="preserve">8. ★★★ 앱 채널은 앱이, 상담소 채널은 상담소가 원천징수하면 되나요? 원천징수 대상 금액은 상담사 지급액인가요?</w:t>
       </w:r>
     </w:p>
     <w:p>
       <w:pPr>
-        <w:spacing w:after="40"/>
-        <w:ind w:left="800" w:hanging="340"/>
-      </w:pPr>
-      <w:r>
+        <w:spacing w:after="40" w:line="300"/>
+        <w:ind w:left="560" w:hanging="260"/>
+      </w:pPr>
+      <w:r>
+        <w:rPr>
+          <w:b w:val="false"/>
+          <w:bCs w:val="false"/>
+          <w:sz w:val="19"/>
+          <w:szCs w:val="19"/>
+          <w:rFonts w:ascii="맑은 고딕" w:cs="맑은 고딕" w:eastAsia="맑은 고딕" w:hAnsi="맑은 고딕"/>
+        </w:rPr>
         <w:t xml:space="preserve">9. ★★ 원천세 신고·납부(다음 달 10일)와 간이지급명세서 제출 기한·방법은? 상담사 주민등록번호는 어떻게 받아 보관해야 하나요?</w:t>
       </w:r>
     </w:p>
     <w:p>
       <w:pPr>
-        <w:spacing w:after="40"/>
-        <w:ind w:left="800" w:hanging="340"/>
-      </w:pPr>
-      <w:r>
+        <w:spacing w:after="40" w:line="300"/>
+        <w:ind w:left="560" w:hanging="260"/>
+      </w:pPr>
+      <w:r>
+        <w:rPr>
+          <w:b w:val="false"/>
+          <w:bCs w:val="false"/>
+          <w:sz w:val="19"/>
+          <w:szCs w:val="19"/>
+          <w:rFonts w:ascii="맑은 고딕" w:cs="맑은 고딕" w:eastAsia="맑은 고딕" w:hAnsi="맑은 고딕"/>
+        </w:rPr>
         <w:t xml:space="preserve">10. ★ 월 지급액이 적은 상담사(예: 1만원 미만)도 모두 신고해야 하나요?</w:t>
       </w:r>
     </w:p>
@@ -2171,35 +2743,65 @@
       <w:pPr>
         <w:pStyle w:val="Heading3"/>
         <w:keepNext/>
-      </w:pPr>
-      <w:r>
+        <w:spacing w:before="180" w:after="80"/>
+      </w:pPr>
+      <w:r>
+        <w:rPr>
+          <w:b/>
+          <w:bCs/>
+          <w:color w:val="333333"/>
+          <w:sz w:val="21"/>
+          <w:szCs w:val="21"/>
+          <w:rFonts w:ascii="맑은 고딕" w:cs="맑은 고딕" w:eastAsia="맑은 고딕" w:hAnsi="맑은 고딕"/>
+        </w:rPr>
         <w:t xml:space="preserve">D. 느루 캐시와 법인 전환</w:t>
       </w:r>
     </w:p>
     <w:p>
       <w:pPr>
-        <w:spacing w:after="40"/>
-        <w:ind w:left="800" w:hanging="340"/>
-      </w:pPr>
-      <w:r>
+        <w:spacing w:after="40" w:line="300"/>
+        <w:ind w:left="560" w:hanging="260"/>
+      </w:pPr>
+      <w:r>
+        <w:rPr>
+          <w:b w:val="false"/>
+          <w:bCs w:val="false"/>
+          <w:sz w:val="19"/>
+          <w:szCs w:val="19"/>
+          <w:rFonts w:ascii="맑은 고딕" w:cs="맑은 고딕" w:eastAsia="맑은 고딕" w:hAnsi="맑은 고딕"/>
+        </w:rPr>
         <w:t xml:space="preserve">11. ★★ 충전한 캐시는 언제 매출로 잡나요(충전 시/사용 시)? 유효기간이 지난 미사용 잔액은 어떻게 처리하나요?</w:t>
       </w:r>
     </w:p>
     <w:p>
       <w:pPr>
-        <w:spacing w:after="40"/>
-        <w:ind w:left="800" w:hanging="340"/>
-      </w:pPr>
-      <w:r>
+        <w:spacing w:after="40" w:line="300"/>
+        <w:ind w:left="560" w:hanging="260"/>
+      </w:pPr>
+      <w:r>
+        <w:rPr>
+          <w:b w:val="false"/>
+          <w:bCs w:val="false"/>
+          <w:sz w:val="19"/>
+          <w:szCs w:val="19"/>
+          <w:rFonts w:ascii="맑은 고딕" w:cs="맑은 고딕" w:eastAsia="맑은 고딕" w:hAnsi="맑은 고딕"/>
+        </w:rPr>
         <w:t xml:space="preserve">12. ★ 법인 설립 전 매출·지출(개발비, 서버비)은 어떻게 처리하고 법인으로 옮기나요?</w:t>
       </w:r>
     </w:p>
     <w:p>
       <w:pPr>
-        <w:spacing w:after="40"/>
-        <w:ind w:left="800" w:hanging="340"/>
-      </w:pPr>
-      <w:r>
+        <w:spacing w:after="40" w:line="300"/>
+        <w:ind w:left="560" w:hanging="260"/>
+      </w:pPr>
+      <w:r>
+        <w:rPr>
+          <w:b w:val="false"/>
+          <w:bCs w:val="false"/>
+          <w:sz w:val="19"/>
+          <w:szCs w:val="19"/>
+          <w:rFonts w:ascii="맑은 고딕" w:cs="맑은 고딕" w:eastAsia="맑은 고딕" w:hAnsi="맑은 고딕"/>
+        </w:rPr>
         <w:t xml:space="preserve">13. ★ 월 기장·신고 대행 비용과, 우리 쪽에서 매달 넘겨드릴 자료는 무엇인가요? (운영자 콘솔에서 월별 원천징수 표를 뽑을 수 있습니다)</w:t>
       </w:r>
     </w:p>
@@ -2207,23 +2809,52 @@
       <w:pPr>
         <w:pStyle w:val="Heading1"/>
         <w:keepNext/>
-      </w:pPr>
-      <w:r>
-        <w:t xml:space="preserve">보험사(또는 보험대리점)에 물을 질문</w:t>
-      </w:r>
-    </w:p>
-    <w:p>
-      <w:r>
-        <w:t xml:space="preserve">가장 급한 것은 </w:t>
-      </w:r>
+        <w:spacing w:before="320" w:after="120"/>
+      </w:pPr>
       <w:r>
         <w:rPr>
           <w:b/>
           <w:bCs/>
+          <w:color w:val="222222"/>
+          <w:sz w:val="26"/>
+          <w:szCs w:val="26"/>
+          <w:rFonts w:ascii="맑은 고딕" w:cs="맑은 고딕" w:eastAsia="맑은 고딕" w:hAnsi="맑은 고딕"/>
+        </w:rPr>
+        <w:t xml:space="preserve">보험사(또는 보험대리점)에 물을 질문</w:t>
+      </w:r>
+    </w:p>
+    <w:p>
+      <w:pPr>
+        <w:spacing w:after="100" w:line="320"/>
+      </w:pPr>
+      <w:r>
+        <w:rPr>
+          <w:b w:val="false"/>
+          <w:bCs w:val="false"/>
+          <w:sz w:val="20"/>
+          <w:szCs w:val="20"/>
+          <w:rFonts w:ascii="맑은 고딕" w:cs="맑은 고딕" w:eastAsia="맑은 고딕" w:hAnsi="맑은 고딕"/>
+        </w:rPr>
+        <w:t xml:space="preserve">가장 급한 것은 </w:t>
+      </w:r>
+      <w:r>
+        <w:rPr>
+          <w:b/>
+          <w:bCs/>
+          <w:sz w:val="20"/>
+          <w:szCs w:val="20"/>
+          <w:rFonts w:ascii="맑은 고딕" w:cs="맑은 고딕" w:eastAsia="맑은 고딕" w:hAnsi="맑은 고딕"/>
         </w:rPr>
         <w:t xml:space="preserve">개인정보보호배상책임보험 의무 가입 대상인지</w:t>
       </w:r>
       <w:r>
+        <w:rPr>
+          <w:b w:val="false"/>
+          <w:bCs w:val="false"/>
+          <w:sz w:val="20"/>
+          <w:szCs w:val="20"/>
+          <w:rFonts w:ascii="맑은 고딕" w:cs="맑은 고딕" w:eastAsia="맑은 고딕" w:hAnsi="맑은 고딕"/>
+        </w:rPr>
         <w:t xml:space="preserve">입니다. 민감정보를 다루므로 의무가 아니어도 가입을 권합니다.</w:t>
       </w:r>
     </w:p>
@@ -2268,7 +2899,7 @@
           </w:tcPr>
           <w:p>
             <w:pPr>
-              <w:spacing w:after="0" w:before="0" w:line="300"/>
+              <w:spacing w:before="0" w:after="0" w:line="300"/>
               <w:jc w:val="center"/>
             </w:pPr>
             <w:r>
@@ -2277,6 +2908,7 @@
                 <w:bCs/>
                 <w:sz w:val="19"/>
                 <w:szCs w:val="19"/>
+                <w:rFonts w:ascii="맑은 고딕" w:cs="맑은 고딕" w:eastAsia="맑은 고딕" w:hAnsi="맑은 고딕"/>
               </w:rPr>
               <w:t xml:space="preserve">보험</w:t>
             </w:r>
@@ -2302,7 +2934,7 @@
           </w:tcPr>
           <w:p>
             <w:pPr>
-              <w:spacing w:after="0" w:before="0" w:line="300"/>
+              <w:spacing w:before="0" w:after="0" w:line="300"/>
               <w:jc w:val="center"/>
             </w:pPr>
             <w:r>
@@ -2311,6 +2943,7 @@
                 <w:bCs/>
                 <w:sz w:val="19"/>
                 <w:szCs w:val="19"/>
+                <w:rFonts w:ascii="맑은 고딕" w:cs="맑은 고딕" w:eastAsia="맑은 고딕" w:hAnsi="맑은 고딕"/>
               </w:rPr>
               <w:t xml:space="preserve">대비하는 사고</w:t>
             </w:r>
@@ -2340,7 +2973,7 @@
           </w:tcPr>
           <w:p>
             <w:pPr>
-              <w:spacing w:after="0" w:before="0" w:line="300"/>
+              <w:spacing w:before="0" w:after="0" w:line="300"/>
               <w:jc w:val="left"/>
             </w:pPr>
             <w:r>
@@ -2349,6 +2982,7 @@
                 <w:bCs w:val="false"/>
                 <w:sz w:val="19"/>
                 <w:szCs w:val="19"/>
+                <w:rFonts w:ascii="맑은 고딕" w:cs="맑은 고딕" w:eastAsia="맑은 고딕" w:hAnsi="맑은 고딕"/>
               </w:rPr>
               <w:t xml:space="preserve">개인정보보호배상책임보험</w:t>
             </w:r>
@@ -2373,7 +3007,7 @@
           </w:tcPr>
           <w:p>
             <w:pPr>
-              <w:spacing w:after="0" w:before="0" w:line="300"/>
+              <w:spacing w:before="0" w:after="0" w:line="300"/>
               <w:jc w:val="left"/>
             </w:pPr>
             <w:r>
@@ -2382,6 +3016,7 @@
                 <w:bCs w:val="false"/>
                 <w:sz w:val="19"/>
                 <w:szCs w:val="19"/>
+                <w:rFonts w:ascii="맑은 고딕" w:cs="맑은 고딕" w:eastAsia="맑은 고딕" w:hAnsi="맑은 고딕"/>
               </w:rPr>
               <w:t xml:space="preserve">개인정보 유출로 인한 이용자의 손해배상 청구</w:t>
             </w:r>
@@ -2411,7 +3046,7 @@
           </w:tcPr>
           <w:p>
             <w:pPr>
-              <w:spacing w:after="0" w:before="0" w:line="300"/>
+              <w:spacing w:before="0" w:after="0" w:line="300"/>
               <w:jc w:val="left"/>
             </w:pPr>
             <w:r>
@@ -2420,6 +3055,7 @@
                 <w:bCs w:val="false"/>
                 <w:sz w:val="19"/>
                 <w:szCs w:val="19"/>
+                <w:rFonts w:ascii="맑은 고딕" w:cs="맑은 고딕" w:eastAsia="맑은 고딕" w:hAnsi="맑은 고딕"/>
               </w:rPr>
               <w:t xml:space="preserve">사이버보험</w:t>
             </w:r>
@@ -2444,7 +3080,7 @@
           </w:tcPr>
           <w:p>
             <w:pPr>
-              <w:spacing w:after="0" w:before="0" w:line="300"/>
+              <w:spacing w:before="0" w:after="0" w:line="300"/>
               <w:jc w:val="left"/>
             </w:pPr>
             <w:r>
@@ -2453,6 +3089,7 @@
                 <w:bCs w:val="false"/>
                 <w:sz w:val="19"/>
                 <w:szCs w:val="19"/>
+                <w:rFonts w:ascii="맑은 고딕" w:cs="맑은 고딕" w:eastAsia="맑은 고딕" w:hAnsi="맑은 고딕"/>
               </w:rPr>
               <w:t xml:space="preserve">해킹·랜섬웨어·서비스 중단, 조사·복구·통지 비용</w:t>
             </w:r>
@@ -2482,7 +3119,7 @@
           </w:tcPr>
           <w:p>
             <w:pPr>
-              <w:spacing w:after="0" w:before="0" w:line="300"/>
+              <w:spacing w:before="0" w:after="0" w:line="300"/>
               <w:jc w:val="left"/>
             </w:pPr>
             <w:r>
@@ -2491,6 +3128,7 @@
                 <w:bCs w:val="false"/>
                 <w:sz w:val="19"/>
                 <w:szCs w:val="19"/>
+                <w:rFonts w:ascii="맑은 고딕" w:cs="맑은 고딕" w:eastAsia="맑은 고딕" w:hAnsi="맑은 고딕"/>
               </w:rPr>
               <w:t xml:space="preserve">영업(전문인)배상책임보험</w:t>
             </w:r>
@@ -2515,7 +3153,7 @@
           </w:tcPr>
           <w:p>
             <w:pPr>
-              <w:spacing w:after="0" w:before="0" w:line="300"/>
+              <w:spacing w:before="0" w:after="0" w:line="300"/>
               <w:jc w:val="left"/>
             </w:pPr>
             <w:r>
@@ -2524,6 +3162,7 @@
                 <w:bCs w:val="false"/>
                 <w:sz w:val="19"/>
                 <w:szCs w:val="19"/>
+                <w:rFonts w:ascii="맑은 고딕" w:cs="맑은 고딕" w:eastAsia="맑은 고딕" w:hAnsi="맑은 고딕"/>
               </w:rPr>
               <w:t xml:space="preserve">서비스 오류·알림 누락 등으로 이용자·제휴 상담소에 생긴 손해</w:t>
             </w:r>
@@ -2533,56 +3172,101 @@
     </w:tbl>
     <w:p>
       <w:pPr>
-        <w:spacing w:after="120" w:before="0"/>
-      </w:pPr>
-    </w:p>
-    <w:p>
-      <w:pPr>
-        <w:spacing w:after="40"/>
-        <w:ind w:left="800" w:hanging="340"/>
-      </w:pPr>
-      <w:r>
+        <w:spacing w:before="0" w:after="120"/>
+      </w:pPr>
+    </w:p>
+    <w:p>
+      <w:pPr>
+        <w:spacing w:after="40" w:line="300"/>
+        <w:ind w:left="560" w:hanging="260"/>
+      </w:pPr>
+      <w:r>
+        <w:rPr>
+          <w:b w:val="false"/>
+          <w:bCs w:val="false"/>
+          <w:sz w:val="19"/>
+          <w:szCs w:val="19"/>
+          <w:rFonts w:ascii="맑은 고딕" w:cs="맑은 고딕" w:eastAsia="맑은 고딕" w:hAnsi="맑은 고딕"/>
+        </w:rPr>
         <w:t xml:space="preserve">1. ★★★ 우리 서비스가 개인정보보호배상책임보험 의무 가입 대상인가요? 법인 설립 전에도 가입할 수 있나요?</w:t>
       </w:r>
     </w:p>
     <w:p>
       <w:pPr>
-        <w:spacing w:after="40"/>
-        <w:ind w:left="800" w:hanging="340"/>
-      </w:pPr>
-      <w:r>
+        <w:spacing w:after="40" w:line="300"/>
+        <w:ind w:left="560" w:hanging="260"/>
+      </w:pPr>
+      <w:r>
+        <w:rPr>
+          <w:b w:val="false"/>
+          <w:bCs w:val="false"/>
+          <w:sz w:val="19"/>
+          <w:szCs w:val="19"/>
+          <w:rFonts w:ascii="맑은 고딕" w:cs="맑은 고딕" w:eastAsia="맑은 고딕" w:hAnsi="맑은 고딕"/>
+        </w:rPr>
         <w:t xml:space="preserve">2. ★★★ 민감정보(마음 건강 기록)를 다루는 초기 스타트업에 적당한 보상한도와 연 보험료는 대략 얼마인가요?</w:t>
       </w:r>
     </w:p>
     <w:p>
       <w:pPr>
-        <w:spacing w:after="40"/>
-        <w:ind w:left="800" w:hanging="340"/>
-      </w:pPr>
-      <w:r>
+        <w:spacing w:after="40" w:line="300"/>
+        <w:ind w:left="560" w:hanging="260"/>
+      </w:pPr>
+      <w:r>
+        <w:rPr>
+          <w:b w:val="false"/>
+          <w:bCs w:val="false"/>
+          <w:sz w:val="19"/>
+          <w:szCs w:val="19"/>
+          <w:rFonts w:ascii="맑은 고딕" w:cs="맑은 고딕" w:eastAsia="맑은 고딕" w:hAnsi="맑은 고딕"/>
+        </w:rPr>
         <w:t xml:space="preserve">3. ★★ 사이버보험과 개인정보보호배상책임보험을 하나로 묶은 상품이 있나요? 자기부담금은요?</w:t>
       </w:r>
     </w:p>
     <w:p>
       <w:pPr>
-        <w:spacing w:after="40"/>
-        <w:ind w:left="800" w:hanging="340"/>
-      </w:pPr>
-      <w:r>
+        <w:spacing w:after="40" w:line="300"/>
+        <w:ind w:left="560" w:hanging="260"/>
+      </w:pPr>
+      <w:r>
+        <w:rPr>
+          <w:b w:val="false"/>
+          <w:bCs w:val="false"/>
+          <w:sz w:val="19"/>
+          <w:szCs w:val="19"/>
+          <w:rFonts w:ascii="맑은 고딕" w:cs="맑은 고딕" w:eastAsia="맑은 고딕" w:hAnsi="맑은 고딕"/>
+        </w:rPr>
         <w:t xml:space="preserve">4. ★★ 상담사의 상담 과실이나 위기 알림 누락으로 회사가 청구를 받으면 어떤 보험으로 대응할 수 있나요? 중개 플랫폼도 보장되나요?</w:t>
       </w:r>
     </w:p>
     <w:p>
       <w:pPr>
-        <w:spacing w:after="40"/>
-        <w:ind w:left="800" w:hanging="340"/>
-      </w:pPr>
-      <w:r>
+        <w:spacing w:after="40" w:line="300"/>
+        <w:ind w:left="560" w:hanging="260"/>
+      </w:pPr>
+      <w:r>
+        <w:rPr>
+          <w:b w:val="false"/>
+          <w:bCs w:val="false"/>
+          <w:sz w:val="19"/>
+          <w:szCs w:val="19"/>
+          <w:rFonts w:ascii="맑은 고딕" w:cs="맑은 고딕" w:eastAsia="맑은 고딕" w:hAnsi="맑은 고딕"/>
+        </w:rPr>
         <w:t xml:space="preserve">5. ★ 해외 클라우드(Cloudflare, OpenAI)를 쓰는 것이 가입 심사나 보상에 영향이 있나요? 심사에 필요한 보안 증빙은 무엇이고, 보험료를 낮추려면 어떤 조치가 필요한가요?</w:t>
       </w:r>
     </w:p>
     <w:p>
-      <w:r>
+      <w:pPr>
+        <w:spacing w:after="100" w:line="320"/>
+      </w:pPr>
+      <w:r>
+        <w:rPr>
+          <w:b w:val="false"/>
+          <w:bCs w:val="false"/>
+          <w:sz w:val="20"/>
+          <w:szCs w:val="20"/>
+          <w:rFonts w:ascii="맑은 고딕" w:cs="맑은 고딕" w:eastAsia="맑은 고딕" w:hAnsi="맑은 고딕"/>
+        </w:rPr>
         <w:t xml:space="preserve">보험사는 보통 연 매출(예상), 이용자 수, 처리하는 개인정보 건수를 물으니 미리 어림 수치를 정해 가세요.</w:t>
       </w:r>
     </w:p>
@@ -2590,8 +3274,17 @@
       <w:pPr>
         <w:pStyle w:val="Heading1"/>
         <w:keepNext/>
-      </w:pPr>
-      <w:r>
+        <w:spacing w:before="320" w:after="120"/>
+      </w:pPr>
+      <w:r>
+        <w:rPr>
+          <w:b/>
+          <w:bCs/>
+          <w:color w:val="222222"/>
+          <w:sz w:val="26"/>
+          <w:szCs w:val="26"/>
+          <w:rFonts w:ascii="맑은 고딕" w:cs="맑은 고딕" w:eastAsia="맑은 고딕" w:hAnsi="맑은 고딕"/>
+        </w:rPr>
         <w:t xml:space="preserve">챙길 자료와 답변 기록</w:t>
       </w:r>
     </w:p>
@@ -2599,8 +3292,17 @@
       <w:pPr>
         <w:pStyle w:val="Heading3"/>
         <w:keepNext/>
-      </w:pPr>
-      <w:r>
+        <w:spacing w:before="180" w:after="80"/>
+      </w:pPr>
+      <w:r>
+        <w:rPr>
+          <w:b/>
+          <w:bCs/>
+          <w:color w:val="333333"/>
+          <w:sz w:val="21"/>
+          <w:szCs w:val="21"/>
+          <w:rFonts w:ascii="맑은 고딕" w:cs="맑은 고딕" w:eastAsia="맑은 고딕" w:hAnsi="맑은 고딕"/>
+        </w:rPr>
         <w:t xml:space="preserve">첨부 자료 (모두 초안, 빈칸은 [대괄호])</w:t>
       </w:r>
     </w:p>
@@ -2611,9 +3313,16 @@
           <w:ilvl w:val="0"/>
           <w:numId w:val="2"/>
         </w:numPr>
-        <w:spacing w:after="40"/>
-      </w:pPr>
-      <w:r>
+        <w:spacing w:after="40" w:line="300"/>
+      </w:pPr>
+      <w:r>
+        <w:rPr>
+          <w:b w:val="false"/>
+          <w:bCs w:val="false"/>
+          <w:sz w:val="20"/>
+          <w:szCs w:val="20"/>
+          <w:rFonts w:ascii="맑은 고딕" w:cs="맑은 고딕" w:eastAsia="맑은 고딕" w:hAnsi="맑은 고딕"/>
+        </w:rPr>
         <w:t xml:space="preserve">이용약관 v2 — neurumind.com/terms.html (변호사)</w:t>
       </w:r>
     </w:p>
@@ -2624,9 +3333,16 @@
           <w:ilvl w:val="0"/>
           <w:numId w:val="2"/>
         </w:numPr>
-        <w:spacing w:after="40"/>
-      </w:pPr>
-      <w:r>
+        <w:spacing w:after="40" w:line="300"/>
+      </w:pPr>
+      <w:r>
+        <w:rPr>
+          <w:b w:val="false"/>
+          <w:bCs w:val="false"/>
+          <w:sz w:val="20"/>
+          <w:szCs w:val="20"/>
+          <w:rFonts w:ascii="맑은 고딕" w:cs="맑은 고딕" w:eastAsia="맑은 고딕" w:hAnsi="맑은 고딕"/>
+        </w:rPr>
         <w:t xml:space="preserve">개인정보처리방침 v2 — neurumind.com/privacy.html (변호사·보험사)</w:t>
       </w:r>
     </w:p>
@@ -2637,9 +3353,16 @@
           <w:ilvl w:val="0"/>
           <w:numId w:val="2"/>
         </w:numPr>
-        <w:spacing w:after="40"/>
-      </w:pPr>
-      <w:r>
+        <w:spacing w:after="40" w:line="300"/>
+      </w:pPr>
+      <w:r>
+        <w:rPr>
+          <w:b w:val="false"/>
+          <w:bCs w:val="false"/>
+          <w:sz w:val="20"/>
+          <w:szCs w:val="20"/>
+          <w:rFonts w:ascii="맑은 고딕" w:cs="맑은 고딕" w:eastAsia="맑은 고딕" w:hAnsi="맑은 고딕"/>
+        </w:rPr>
         <w:t xml:space="preserve">상담사_입점계약서_초안.docx (변호사·세무사)</w:t>
       </w:r>
     </w:p>
@@ -2650,9 +3373,16 @@
           <w:ilvl w:val="0"/>
           <w:numId w:val="2"/>
         </w:numPr>
-        <w:spacing w:after="40"/>
-      </w:pPr>
-      <w:r>
+        <w:spacing w:after="40" w:line="300"/>
+      </w:pPr>
+      <w:r>
+        <w:rPr>
+          <w:b w:val="false"/>
+          <w:bCs w:val="false"/>
+          <w:sz w:val="20"/>
+          <w:szCs w:val="20"/>
+          <w:rFonts w:ascii="맑은 고딕" w:cs="맑은 고딕" w:eastAsia="맑은 고딕" w:hAnsi="맑은 고딕"/>
+        </w:rPr>
         <w:t xml:space="preserve">심리상담사업자_제휴계약서_초안.docx (변호사·세무사)</w:t>
       </w:r>
     </w:p>
@@ -2663,9 +3393,16 @@
           <w:ilvl w:val="0"/>
           <w:numId w:val="2"/>
         </w:numPr>
-        <w:spacing w:after="40"/>
-      </w:pPr>
-      <w:r>
+        <w:spacing w:after="40" w:line="300"/>
+      </w:pPr>
+      <w:r>
+        <w:rPr>
+          <w:b w:val="false"/>
+          <w:bCs w:val="false"/>
+          <w:sz w:val="20"/>
+          <w:szCs w:val="20"/>
+          <w:rFonts w:ascii="맑은 고딕" w:cs="맑은 고딕" w:eastAsia="맑은 고딕" w:hAnsi="맑은 고딕"/>
+        </w:rPr>
         <w:t xml:space="preserve">법인_보험_세무_준비안내.docx (참고용)</w:t>
       </w:r>
     </w:p>
@@ -2676,9 +3413,16 @@
           <w:ilvl w:val="0"/>
           <w:numId w:val="2"/>
         </w:numPr>
-        <w:spacing w:after="40"/>
-      </w:pPr>
-      <w:r>
+        <w:spacing w:after="40" w:line="300"/>
+      </w:pPr>
+      <w:r>
+        <w:rPr>
+          <w:b w:val="false"/>
+          <w:bCs w:val="false"/>
+          <w:sz w:val="20"/>
+          <w:szCs w:val="20"/>
+          <w:rFonts w:ascii="맑은 고딕" w:cs="맑은 고딕" w:eastAsia="맑은 고딕" w:hAnsi="맑은 고딕"/>
+        </w:rPr>
         <w:t xml:space="preserve">앱 화면 캡처 — 동의 화면, 상담 예약·결제, 상담소 연결 동의 화면</w:t>
       </w:r>
     </w:p>
@@ -2689,9 +3433,16 @@
           <w:ilvl w:val="0"/>
           <w:numId w:val="2"/>
         </w:numPr>
-        <w:spacing w:after="40"/>
-      </w:pPr>
-      <w:r>
+        <w:spacing w:after="40" w:line="300"/>
+      </w:pPr>
+      <w:r>
+        <w:rPr>
+          <w:b w:val="false"/>
+          <w:bCs w:val="false"/>
+          <w:sz w:val="20"/>
+          <w:szCs w:val="20"/>
+          <w:rFonts w:ascii="맑은 고딕" w:cs="맑은 고딕" w:eastAsia="맑은 고딕" w:hAnsi="맑은 고딕"/>
+        </w:rPr>
         <w:t xml:space="preserve">예상 수치 — 월 상담 건수, 이용자 수, 제휴 상담소·상담사 수, 연 매출</w:t>
       </w:r>
     </w:p>
@@ -2699,8 +3450,17 @@
       <w:pPr>
         <w:pStyle w:val="Heading3"/>
         <w:keepNext/>
-      </w:pPr>
-      <w:r>
+        <w:spacing w:before="180" w:after="80"/>
+      </w:pPr>
+      <w:r>
+        <w:rPr>
+          <w:b/>
+          <w:bCs/>
+          <w:color w:val="333333"/>
+          <w:sz w:val="21"/>
+          <w:szCs w:val="21"/>
+          <w:rFonts w:ascii="맑은 고딕" w:cs="맑은 고딕" w:eastAsia="맑은 고딕" w:hAnsi="맑은 고딕"/>
+        </w:rPr>
         <w:t xml:space="preserve">답변 기록</w:t>
       </w:r>
     </w:p>
@@ -2748,7 +3508,7 @@
           </w:tcPr>
           <w:p>
             <w:pPr>
-              <w:spacing w:after="0" w:before="0" w:line="300"/>
+              <w:spacing w:before="0" w:after="0" w:line="300"/>
               <w:jc w:val="center"/>
             </w:pPr>
             <w:r>
@@ -2757,6 +3517,7 @@
                 <w:bCs/>
                 <w:sz w:val="19"/>
                 <w:szCs w:val="19"/>
+                <w:rFonts w:ascii="맑은 고딕" w:cs="맑은 고딕" w:eastAsia="맑은 고딕" w:hAnsi="맑은 고딕"/>
               </w:rPr>
               <w:t xml:space="preserve">전문가</w:t>
             </w:r>
@@ -2782,7 +3543,7 @@
           </w:tcPr>
           <w:p>
             <w:pPr>
-              <w:spacing w:after="0" w:before="0" w:line="300"/>
+              <w:spacing w:before="0" w:after="0" w:line="300"/>
               <w:jc w:val="center"/>
             </w:pPr>
             <w:r>
@@ -2791,6 +3552,7 @@
                 <w:bCs/>
                 <w:sz w:val="19"/>
                 <w:szCs w:val="19"/>
+                <w:rFonts w:ascii="맑은 고딕" w:cs="맑은 고딕" w:eastAsia="맑은 고딕" w:hAnsi="맑은 고딕"/>
               </w:rPr>
               <w:t xml:space="preserve">상담일</w:t>
             </w:r>
@@ -2816,7 +3578,7 @@
           </w:tcPr>
           <w:p>
             <w:pPr>
-              <w:spacing w:after="0" w:before="0" w:line="300"/>
+              <w:spacing w:before="0" w:after="0" w:line="300"/>
               <w:jc w:val="center"/>
             </w:pPr>
             <w:r>
@@ -2825,6 +3587,7 @@
                 <w:bCs/>
                 <w:sz w:val="19"/>
                 <w:szCs w:val="19"/>
+                <w:rFonts w:ascii="맑은 고딕" w:cs="맑은 고딕" w:eastAsia="맑은 고딕" w:hAnsi="맑은 고딕"/>
               </w:rPr>
               <w:t xml:space="preserve">질문 번호</w:t>
             </w:r>
@@ -2850,7 +3613,7 @@
           </w:tcPr>
           <w:p>
             <w:pPr>
-              <w:spacing w:after="0" w:before="0" w:line="300"/>
+              <w:spacing w:before="0" w:after="0" w:line="300"/>
               <w:jc w:val="center"/>
             </w:pPr>
             <w:r>
@@ -2859,6 +3622,7 @@
                 <w:bCs/>
                 <w:sz w:val="19"/>
                 <w:szCs w:val="19"/>
+                <w:rFonts w:ascii="맑은 고딕" w:cs="맑은 고딕" w:eastAsia="맑은 고딕" w:hAnsi="맑은 고딕"/>
               </w:rPr>
               <w:t xml:space="preserve">답변 요지</w:t>
             </w:r>
@@ -2884,7 +3648,7 @@
           </w:tcPr>
           <w:p>
             <w:pPr>
-              <w:spacing w:after="0" w:before="0" w:line="300"/>
+              <w:spacing w:before="0" w:after="0" w:line="300"/>
               <w:jc w:val="center"/>
             </w:pPr>
             <w:r>
@@ -2893,6 +3657,7 @@
                 <w:bCs/>
                 <w:sz w:val="19"/>
                 <w:szCs w:val="19"/>
+                <w:rFonts w:ascii="맑은 고딕" w:cs="맑은 고딕" w:eastAsia="맑은 고딕" w:hAnsi="맑은 고딕"/>
               </w:rPr>
               <w:t xml:space="preserve">우리가 바꿀 것</w:t>
             </w:r>
@@ -2922,7 +3687,7 @@
           </w:tcPr>
           <w:p>
             <w:pPr>
-              <w:spacing w:after="0" w:before="0" w:line="300"/>
+              <w:spacing w:before="0" w:after="0" w:line="300"/>
               <w:jc w:val="left"/>
             </w:pPr>
             <w:r>
@@ -2931,6 +3696,7 @@
                 <w:bCs w:val="false"/>
                 <w:sz w:val="19"/>
                 <w:szCs w:val="19"/>
+                <w:rFonts w:ascii="맑은 고딕" w:cs="맑은 고딕" w:eastAsia="맑은 고딕" w:hAnsi="맑은 고딕"/>
               </w:rPr>
               <w:t xml:space="preserve">변호사</w:t>
             </w:r>
@@ -2955,7 +3721,7 @@
           </w:tcPr>
           <w:p>
             <w:pPr>
-              <w:spacing w:after="0" w:before="0" w:line="300"/>
+              <w:spacing w:before="0" w:after="0" w:line="300"/>
               <w:jc w:val="left"/>
             </w:pPr>
           </w:p>
@@ -2979,7 +3745,7 @@
           </w:tcPr>
           <w:p>
             <w:pPr>
-              <w:spacing w:after="0" w:before="0" w:line="300"/>
+              <w:spacing w:before="0" w:after="0" w:line="300"/>
               <w:jc w:val="left"/>
             </w:pPr>
           </w:p>
@@ -3003,7 +3769,7 @@
           </w:tcPr>
           <w:p>
             <w:pPr>
-              <w:spacing w:after="0" w:before="0" w:line="300"/>
+              <w:spacing w:before="0" w:after="0" w:line="300"/>
               <w:jc w:val="left"/>
             </w:pPr>
           </w:p>
@@ -3027,7 +3793,7 @@
           </w:tcPr>
           <w:p>
             <w:pPr>
-              <w:spacing w:after="0" w:before="0" w:line="300"/>
+              <w:spacing w:before="0" w:after="0" w:line="300"/>
               <w:jc w:val="left"/>
             </w:pPr>
           </w:p>
@@ -3056,7 +3822,7 @@
           </w:tcPr>
           <w:p>
             <w:pPr>
-              <w:spacing w:after="0" w:before="0" w:line="300"/>
+              <w:spacing w:before="0" w:after="0" w:line="300"/>
               <w:jc w:val="left"/>
             </w:pPr>
             <w:r>
@@ -3065,6 +3831,7 @@
                 <w:bCs w:val="false"/>
                 <w:sz w:val="19"/>
                 <w:szCs w:val="19"/>
+                <w:rFonts w:ascii="맑은 고딕" w:cs="맑은 고딕" w:eastAsia="맑은 고딕" w:hAnsi="맑은 고딕"/>
               </w:rPr>
               <w:t xml:space="preserve">세무사</w:t>
             </w:r>
@@ -3089,7 +3856,7 @@
           </w:tcPr>
           <w:p>
             <w:pPr>
-              <w:spacing w:after="0" w:before="0" w:line="300"/>
+              <w:spacing w:before="0" w:after="0" w:line="300"/>
               <w:jc w:val="left"/>
             </w:pPr>
           </w:p>
@@ -3113,7 +3880,7 @@
           </w:tcPr>
           <w:p>
             <w:pPr>
-              <w:spacing w:after="0" w:before="0" w:line="300"/>
+              <w:spacing w:before="0" w:after="0" w:line="300"/>
               <w:jc w:val="left"/>
             </w:pPr>
           </w:p>
@@ -3137,7 +3904,7 @@
           </w:tcPr>
           <w:p>
             <w:pPr>
-              <w:spacing w:after="0" w:before="0" w:line="300"/>
+              <w:spacing w:before="0" w:after="0" w:line="300"/>
               <w:jc w:val="left"/>
             </w:pPr>
           </w:p>
@@ -3161,7 +3928,7 @@
           </w:tcPr>
           <w:p>
             <w:pPr>
-              <w:spacing w:after="0" w:before="0" w:line="300"/>
+              <w:spacing w:before="0" w:after="0" w:line="300"/>
               <w:jc w:val="left"/>
             </w:pPr>
           </w:p>
@@ -3190,7 +3957,7 @@
           </w:tcPr>
           <w:p>
             <w:pPr>
-              <w:spacing w:after="0" w:before="0" w:line="300"/>
+              <w:spacing w:before="0" w:after="0" w:line="300"/>
               <w:jc w:val="left"/>
             </w:pPr>
             <w:r>
@@ -3199,6 +3966,7 @@
                 <w:bCs w:val="false"/>
                 <w:sz w:val="19"/>
                 <w:szCs w:val="19"/>
+                <w:rFonts w:ascii="맑은 고딕" w:cs="맑은 고딕" w:eastAsia="맑은 고딕" w:hAnsi="맑은 고딕"/>
               </w:rPr>
               <w:t xml:space="preserve">보험사</w:t>
             </w:r>
@@ -3223,7 +3991,7 @@
           </w:tcPr>
           <w:p>
             <w:pPr>
-              <w:spacing w:after="0" w:before="0" w:line="300"/>
+              <w:spacing w:before="0" w:after="0" w:line="300"/>
               <w:jc w:val="left"/>
             </w:pPr>
           </w:p>
@@ -3247,7 +4015,7 @@
           </w:tcPr>
           <w:p>
             <w:pPr>
-              <w:spacing w:after="0" w:before="0" w:line="300"/>
+              <w:spacing w:before="0" w:after="0" w:line="300"/>
               <w:jc w:val="left"/>
             </w:pPr>
           </w:p>
@@ -3271,7 +4039,7 @@
           </w:tcPr>
           <w:p>
             <w:pPr>
-              <w:spacing w:after="0" w:before="0" w:line="300"/>
+              <w:spacing w:before="0" w:after="0" w:line="300"/>
               <w:jc w:val="left"/>
             </w:pPr>
           </w:p>
@@ -3295,7 +4063,7 @@
           </w:tcPr>
           <w:p>
             <w:pPr>
-              <w:spacing w:after="0" w:before="0" w:line="300"/>
+              <w:spacing w:before="0" w:after="0" w:line="300"/>
               <w:jc w:val="left"/>
             </w:pPr>
           </w:p>
@@ -3304,14 +4072,14 @@
     </w:tbl>
     <w:p>
       <w:pPr>
-        <w:spacing w:after="120" w:before="0"/>
+        <w:spacing w:before="0" w:after="120"/>
       </w:pPr>
     </w:p>
     <w:sectPr>
-      <w:headerReference w:type="default" r:id="rId7"/>
-      <w:footerReference w:type="default" r:id="rId8"/>
+      <w:headerReference w:type="default" r:id="rId6"/>
+      <w:footerReference w:type="default" r:id="rId7"/>
       <w:pgSz w:w="11906" w:h="16838" w:orient="portrait"/>
-      <w:pgMar w:top="1440" w:right="1440" w:bottom="1300" w:left="1440" w:header="708" w:footer="708" w:gutter="0"/>
+      <w:pgMar w:top="1300" w:right="1440" w:bottom="1200" w:left="1440" w:header="708" w:footer="708" w:gutter="0"/>
       <w:pgNumType/>
       <w:docGrid w:linePitch="360"/>
     </w:sectPr>
@@ -3323,43 +4091,6 @@
 <w:comments xmlns:cx="http://schemas.microsoft.com/office/drawing/2014/chartex" xmlns:cx1="http://schemas.microsoft.com/office/drawing/2015/9/8/chartex" xmlns:cx2="http://schemas.microsoft.com/office/drawing/2015/10/21/chartex" xmlns:cx3="http://schemas.microsoft.com/office/drawing/2016/5/9/chartex" xmlns:cx4="http://schemas.microsoft.com/office/drawing/2016/5/10/chartex" xmlns:cx5="http://schemas.microsoft.com/office/drawing/2016/5/11/chartex" xmlns:cx6="http://schemas.microsoft.com/office/drawing/2016/5/12/chartex" xmlns:cx7="http://schemas.microsoft.com/office/drawing/2016/5/13/chartex" xmlns:cx8="http://schemas.microsoft.com/office/drawing/2016/5/14/chartex" xmlns:mc="http://schemas.openxmlformats.org/markup-compatibility/2006" xmlns:aink="http://schemas.microsoft.com/office/drawing/2016/ink" xmlns:am3d="http://schemas.microsoft.com/office/drawing/2017/model3d" xmlns:o="urn:schemas-microsoft-com:office:office" xmlns:r="http://schemas.openxmlformats.org/officeDocument/2006/relationships" xmlns:m="http://schemas.openxmlformats.org/officeDocument/2006/math" xmlns:v="urn:schemas-microsoft-com:vml" xmlns:wp14="http://schemas.microsoft.com/office/word/2010/wordprocessingDrawing" xmlns:wp="http://schemas.openxmlformats.org/drawingml/2006/wordprocessingDrawing" xmlns:w10="urn:schemas-microsoft-com:office:word" xmlns:w="http://schemas.openxmlformats.org/wordprocessingml/2006/main" xmlns:w14="http://schemas.microsoft.com/office/word/2010/wordml" xmlns:w15="http://schemas.microsoft.com/office/word/2012/wordml" xmlns:w16cex="http://schemas.microsoft.com/office/word/2018/wordml/cex" xmlns:w16cid="http://schemas.microsoft.com/office/word/2016/wordml/cid" xmlns:w16="http://schemas.microsoft.com/office/word/2018/wordml" xmlns:w16sdtdh="http://schemas.microsoft.com/office/word/2020/wordml/sdtdatahash" xmlns:w16se="http://schemas.microsoft.com/office/word/2015/wordml/symex" xmlns:wpg="http://schemas.microsoft.com/office/word/2010/wordprocessingGroup" xmlns:wpi="http://schemas.microsoft.com/office/word/2010/wordprocessingInk" xmlns:wne="http://schemas.microsoft.com/office/word/2006/wordml" xmlns:wps="http://schemas.microsoft.com/office/word/2010/wordprocessingShape"/>
 </file>
 
-<file path=word/endnotes.xml><?xml version="1.0" encoding="utf-8"?>
-<w:endnotes xmlns:wpc="http://schemas.microsoft.com/office/word/2010/wordprocessingCanvas" xmlns:mc="http://schemas.openxmlformats.org/markup-compatibility/2006" xmlns:o="urn:schemas-microsoft-com:office:office" xmlns:r="http://schemas.openxmlformats.org/officeDocument/2006/relationships" xmlns:m="http://schemas.openxmlformats.org/officeDocument/2006/math" xmlns:v="urn:schemas-microsoft-com:vml" xmlns:wp14="http://schemas.microsoft.com/office/word/2010/wordprocessingDrawing" xmlns:wp="http://schemas.openxmlformats.org/drawingml/2006/wordprocessingDrawing" xmlns:w10="urn:schemas-microsoft-com:office:word" xmlns:w="http://schemas.openxmlformats.org/wordprocessingml/2006/main" xmlns:w14="http://schemas.microsoft.com/office/word/2010/wordml" xmlns:w15="http://schemas.microsoft.com/office/word/2012/wordml" xmlns:wpg="http://schemas.microsoft.com/office/word/2010/wordprocessingGroup" xmlns:wpi="http://schemas.microsoft.com/office/word/2010/wordprocessingInk" xmlns:wne="http://schemas.microsoft.com/office/word/2006/wordml" xmlns:wps="http://schemas.microsoft.com/office/word/2010/wordprocessingShape" mc:Ignorable="w14 w15 wp14">
-  <w:endnote w:type="separator" w:id="-1">
-    <w:p>
-      <w:pPr>
-        <w:spacing w:after="0" w:line="240" w:lineRule="auto"/>
-      </w:pPr>
-      <w:r>
-        <w:rPr>
-          <w:rStyle w:val="EndnoteReference"/>
-        </w:rPr>
-        <w:endnoteRef/>
-      </w:r>
-      <w:r>
-        <w:separator/>
-      </w:r>
-    </w:p>
-  </w:endnote>
-  <w:endnote w:type="continuationSeparator" w:id="0">
-    <w:p>
-      <w:pPr>
-        <w:spacing w:after="0" w:line="240" w:lineRule="auto"/>
-      </w:pPr>
-      <w:r>
-        <w:rPr>
-          <w:rStyle w:val="EndnoteReference"/>
-        </w:rPr>
-        <w:endnoteRef/>
-      </w:r>
-      <w:r>
-        <w:continuationSeparator/>
-      </w:r>
-    </w:p>
-  </w:endnote>
-</w:endnotes>
-</file>
-
 <file path=word/footer1.xml><?xml version="1.0" encoding="utf-8"?>
 <w:ftr xmlns:wpc="http://schemas.microsoft.com/office/word/2010/wordprocessingCanvas" xmlns:mc="http://schemas.openxmlformats.org/markup-compatibility/2006" xmlns:o="urn:schemas-microsoft-com:office:office" xmlns:r="http://schemas.openxmlformats.org/officeDocument/2006/relationships" xmlns:m="http://schemas.openxmlformats.org/officeDocument/2006/math" xmlns:v="urn:schemas-microsoft-com:vml" xmlns:wp14="http://schemas.microsoft.com/office/word/2010/wordprocessingDrawing" xmlns:wp="http://schemas.openxmlformats.org/drawingml/2006/wordprocessingDrawing" xmlns:w10="urn:schemas-microsoft-com:office:word" xmlns:w="http://schemas.openxmlformats.org/wordprocessingml/2006/main" xmlns:w14="http://schemas.microsoft.com/office/word/2010/wordml" xmlns:w15="http://schemas.microsoft.com/office/word/2012/wordml" xmlns:wpg="http://schemas.microsoft.com/office/word/2010/wordprocessingGroup" xmlns:wpi="http://schemas.microsoft.com/office/word/2010/wordprocessingInk" xmlns:wne="http://schemas.microsoft.com/office/word/2006/wordml" xmlns:wps="http://schemas.microsoft.com/office/word/2010/wordprocessingShape">
   <w:p>
@@ -3368,20 +4099,48 @@
     </w:pPr>
     <w:r>
       <w:rPr>
-        <w:color w:val="666666"/>
-        <w:sz w:val="18"/>
-        <w:szCs w:val="18"/>
+        <w:color w:val="7a6f63"/>
+        <w:sz w:val="16"/>
+        <w:szCs w:val="16"/>
       </w:rPr>
       <w:t xml:space="preserve">- </w:t>
+    </w:r>
+    <w:r>
+      <w:rPr>
+        <w:color w:val="7a6f63"/>
+        <w:sz w:val="16"/>
+        <w:szCs w:val="16"/>
+      </w:rPr>
       <w:fldChar w:fldCharType="begin"/>
       <w:instrText xml:space="preserve">PAGE</w:instrText>
       <w:fldChar w:fldCharType="separate"/>
       <w:fldChar w:fldCharType="end"/>
+    </w:r>
+    <w:r>
+      <w:rPr>
+        <w:color w:val="7a6f63"/>
+        <w:sz w:val="16"/>
+        <w:szCs w:val="16"/>
+      </w:rPr>
       <w:t xml:space="preserve"> / </w:t>
+    </w:r>
+    <w:r>
+      <w:rPr>
+        <w:color w:val="7a6f63"/>
+        <w:sz w:val="16"/>
+        <w:szCs w:val="16"/>
+      </w:rPr>
       <w:fldChar w:fldCharType="begin"/>
       <w:instrText xml:space="preserve">NUMPAGES</w:instrText>
       <w:fldChar w:fldCharType="separate"/>
       <w:fldChar w:fldCharType="end"/>
+    </w:r>
+    <w:r>
+      <w:rPr>
+        <w:color w:val="7a6f63"/>
+        <w:sz w:val="16"/>
+        <w:szCs w:val="16"/>
+      </w:rPr>
       <w:t xml:space="preserve"> -</w:t>
     </w:r>
   </w:p>
@@ -3433,11 +4192,12 @@
     </w:pPr>
     <w:r>
       <w:rPr>
-        <w:color w:val="888888"/>
+        <w:color w:val="7a6f63"/>
         <w:sz w:val="16"/>
         <w:szCs w:val="16"/>
+        <w:rFonts w:ascii="맑은 고딕" w:cs="맑은 고딕" w:eastAsia="맑은 고딕" w:hAnsi="맑은 고딕"/>
       </w:rPr>
-      <w:t xml:space="preserve">전문가 상담 질문지  |  초안(검토 전)</w:t>
+      <w:t xml:space="preserve">전문가 상담 질문지 · 초안</w:t>
     </w:r>
   </w:p>
 </w:hdr>
@@ -3537,7 +4297,7 @@
       <w:lvlText w:val="•"/>
       <w:lvlJc w:val="left"/>
       <w:pPr>
-        <w:ind w:left="560" w:hanging="280"/>
+        <w:ind w:left="480" w:hanging="240"/>
       </w:pPr>
     </w:lvl>
   </w:abstractNum>
@@ -3549,11 +4309,8 @@
       <w:lvlText w:val="☐"/>
       <w:lvlJc w:val="left"/>
       <w:pPr>
-        <w:ind w:left="560" w:hanging="320"/>
-      </w:pPr>
-      <w:rPr>
-        <w:rFonts w:ascii="Segoe UI Symbol" w:cs="Segoe UI Symbol" w:eastAsia="Segoe UI Symbol" w:hAnsi="Segoe UI Symbol"/>
-      </w:rPr>
+        <w:ind w:left="480" w:hanging="300"/>
+      </w:pPr>
     </w:lvl>
   </w:abstractNum>
   <w:num w:numId="1">
@@ -3576,14 +4333,14 @@
   <w:docDefaults>
     <w:rPrDefault>
       <w:rPr>
-        <w:rFonts w:ascii="Malgun Gothic" w:cs="Malgun Gothic" w:eastAsia="Malgun Gothic" w:hAnsi="Malgun Gothic"/>
         <w:sz w:val="20"/>
         <w:szCs w:val="20"/>
+        <w:rFonts w:ascii="맑은 고딕" w:cs="맑은 고딕" w:eastAsia="맑은 고딕" w:hAnsi="맑은 고딕"/>
       </w:rPr>
     </w:rPrDefault>
     <w:pPrDefault>
       <w:pPr>
-        <w:spacing w:after="80" w:line="300"/>
+        <w:spacing w:line="320"/>
       </w:pPr>
     </w:pPrDefault>
   </w:docDefaults>
@@ -3680,8 +4437,8 @@
     <w:uiPriority w:val="99"/>
     <w:unhideWhenUsed/>
     <w:rPr>
+      <w:u w:val="single"/>
       <w:color w:val="0563C1"/>
-      <w:u w:val="single"/>
     </w:rPr>
   </w:style>
   <w:style w:type="character" w:styleId="FootnoteReference">
@@ -3721,96 +4478,5 @@
       <w:szCs w:val="20"/>
     </w:rPr>
   </w:style>
-  <w:style w:type="character" w:styleId="EndnoteReference">
-    <w:name w:val="endnote reference"/>
-    <w:basedOn w:val="DefaultParagraphFont"/>
-    <w:uiPriority w:val="99"/>
-    <w:semiHidden/>
-    <w:unhideWhenUsed/>
-    <w:rPr>
-      <w:vertAlign w:val="superscript"/>
-    </w:rPr>
-  </w:style>
-  <w:style w:type="paragraph" w:styleId="EndnoteText">
-    <w:name w:val="endnote text"/>
-    <w:basedOn w:val="Normal"/>
-    <w:link w:val="EndnoteTextChar"/>
-    <w:uiPriority w:val="99"/>
-    <w:semiHidden/>
-    <w:unhideWhenUsed/>
-    <w:pPr>
-      <w:spacing w:after="0" w:line="240" w:lineRule="auto"/>
-    </w:pPr>
-    <w:rPr>
-      <w:sz w:val="20"/>
-      <w:szCs w:val="20"/>
-    </w:rPr>
-  </w:style>
-  <w:style w:type="character" w:styleId="EndnoteTextChar">
-    <w:name w:val="Endnote Text Char"/>
-    <w:basedOn w:val="DefaultParagraphFont"/>
-    <w:link w:val="EndnoteText"/>
-    <w:uiPriority w:val="99"/>
-    <w:semiHidden/>
-    <w:unhideWhenUsed/>
-    <w:rPr>
-      <w:sz w:val="20"/>
-      <w:szCs w:val="20"/>
-    </w:rPr>
-  </w:style>
-  <w:style w:type="paragraph" w:styleId="Heading1">
-    <w:name w:val="Heading 1"/>
-    <w:basedOn w:val="Normal"/>
-    <w:next w:val="Normal"/>
-    <w:qFormat/>
-    <w:pPr>
-      <w:pBdr>
-        <w:bottom w:val="single" w:color="1F3A5F" w:sz="6" w:space="2"/>
-      </w:pBdr>
-      <w:spacing w:after="140" w:before="360"/>
-      <w:outlineLvl w:val="0"/>
-    </w:pPr>
-    <w:rPr>
-      <w:b/>
-      <w:bCs/>
-      <w:color w:val="1F3A5F"/>
-      <w:sz w:val="28"/>
-      <w:szCs w:val="28"/>
-    </w:rPr>
-  </w:style>
-  <w:style w:type="paragraph" w:styleId="Heading2">
-    <w:name w:val="Heading 2"/>
-    <w:basedOn w:val="Normal"/>
-    <w:next w:val="Normal"/>
-    <w:qFormat/>
-    <w:pPr>
-      <w:spacing w:after="80" w:before="260"/>
-      <w:outlineLvl w:val="1"/>
-    </w:pPr>
-    <w:rPr>
-      <w:b/>
-      <w:bCs/>
-      <w:color w:val="1F3A5F"/>
-      <w:sz w:val="22"/>
-      <w:szCs w:val="22"/>
-    </w:rPr>
-  </w:style>
-  <w:style w:type="paragraph" w:styleId="Heading3">
-    <w:name w:val="Heading 3"/>
-    <w:basedOn w:val="Normal"/>
-    <w:next w:val="Normal"/>
-    <w:qFormat/>
-    <w:pPr>
-      <w:spacing w:after="60" w:before="180"/>
-      <w:outlineLvl w:val="2"/>
-    </w:pPr>
-    <w:rPr>
-      <w:b/>
-      <w:bCs/>
-      <w:color w:val="333333"/>
-      <w:sz w:val="21"/>
-      <w:szCs w:val="21"/>
-    </w:rPr>
-  </w:style>
 </w:styles>
 </file>
--- a/legal/전문가_상담_질문지.docx
+++ b/legal/전문가_상담_질문지.docx
@@ -1530,7 +1530,7 @@
           <w:szCs w:val="20"/>
           <w:rFonts w:ascii="맑은 고딕" w:cs="맑은 고딕" w:eastAsia="맑은 고딕" w:hAnsi="맑은 고딕"/>
         </w:rPr>
-        <w:t xml:space="preserve">. 내담자가 동의하면 제휴 상담소의 소장이 주간 상태 요약을 봅니다(AI 대화 원문은 제외). AI는 해외 서버(OpenAI)를 씁니다. 앱 안 ‘느루 캐시’를 충전해 상담료를 냅니다.</w:t>
+        <w:t xml:space="preserve">. 내담자가 동의하면 제휴 상담소의 소장이 주간 상태 요약을 봅니다(AI 대화 원문은 제외). AI 대화는 DeepSeek(중국)로, 위기 대응·리포트는 OpenAI(미국)로 보냅니다(국외 이전 동의를 받음). 앱 안 ‘느루 캐시’를 충전해 상담료를 냅니다.</w:t>
       </w:r>
     </w:p>
     <w:p>
@@ -1918,6 +1918,22 @@
           <w:rFonts w:ascii="맑은 고딕" w:cs="맑은 고딕" w:eastAsia="맑은 고딕" w:hAnsi="맑은 고딕"/>
         </w:rPr>
         <w:t xml:space="preserve">12. ★ 개인 상담사는 내담자 정보에 대해 우리의 수탁자인가요, 독립된 처리자인가요?</w:t>
+      </w:r>
+    </w:p>
+    <w:p>
+      <w:pPr>
+        <w:spacing w:after="40" w:line="300"/>
+        <w:ind w:left="560" w:hanging="260"/>
+      </w:pPr>
+      <w:r>
+        <w:rPr>
+          <w:b w:val="false"/>
+          <w:bCs w:val="false"/>
+          <w:sz w:val="19"/>
+          <w:szCs w:val="19"/>
+          <w:rFonts w:ascii="맑은 고딕" w:cs="맑은 고딕" w:eastAsia="맑은 고딕" w:hAnsi="맑은 고딕"/>
+        </w:rPr>
+        <w:t xml:space="preserve">12-1. ★★★ 느루의 일상 대화를 중국 회사 DeepSeek 의 API 로 보냅니다(마음 건강 이야기가 포함될 수 있는 민감정보). 국외 이전 동의 문구와 처리방침에 무엇을 더 적어야 하나요? 학습 사용 거부(옵트아웃) 설정만으로 충분한가요? 중국 이전 자체를 피해야 하는 사정이 있나요?</w:t>
       </w:r>
     </w:p>
     <w:p>
@@ -3252,7 +3268,7 @@
           <w:szCs w:val="19"/>
           <w:rFonts w:ascii="맑은 고딕" w:cs="맑은 고딕" w:eastAsia="맑은 고딕" w:hAnsi="맑은 고딕"/>
         </w:rPr>
-        <w:t xml:space="preserve">5. ★ 해외 클라우드(Cloudflare, OpenAI)를 쓰는 것이 가입 심사나 보상에 영향이 있나요? 심사에 필요한 보안 증빙은 무엇이고, 보험료를 낮추려면 어떤 조치가 필요한가요?</w:t>
+        <w:t xml:space="preserve">5. ★ 해외 클라우드(Cloudflare, OpenAI)와 중국 AI(DeepSeek)를 쓰는 것이 가입 심사나 보상에 영향이 있나요? 심사에 필요한 보안 증빙은 무엇이고, 보험료를 낮추려면 어떤 조치가 필요한가요?</w:t>
       </w:r>
     </w:p>
     <w:p>

--- a/legal/전문가_상담_질문지.docx
+++ b/legal/전문가_상담_질문지.docx
@@ -438,7 +438,7 @@
           <w:szCs w:val="20"/>
           <w:rFonts w:ascii="맑은 고딕" w:cs="맑은 고딕" w:eastAsia="맑은 고딕" w:hAnsi="맑은 고딕"/>
         </w:rPr>
-        <w:t xml:space="preserve">내담자가 들어오는 길은 두 가지이고, 정산이 다릅니다.</w:t>
+        <w:t xml:space="preserve">상담이 생기는 경우는 세 가지이고, 정산이 다릅니다.</w:t>
       </w:r>
       <w:r>
         <w:rPr>
@@ -448,7 +448,7 @@
           <w:szCs w:val="20"/>
           <w:rFonts w:ascii="맑은 고딕" w:cs="맑은 고딕" w:eastAsia="맑은 고딕" w:hAnsi="맑은 고딕"/>
         </w:rPr>
-        <w:t xml:space="preserve"> 어느 길인지는 예약 시점에 고정됩니다.</w:t>
+        <w:t xml:space="preserve"> 어느 경우인지는 예약 시점에 고정됩니다.</w:t>
       </w:r>
     </w:p>
     <w:tbl>
@@ -540,7 +540,7 @@
                 <w:szCs w:val="19"/>
                 <w:rFonts w:ascii="맑은 고딕" w:cs="맑은 고딕" w:eastAsia="맑은 고딕" w:hAnsi="맑은 고딕"/>
               </w:rPr>
-              <w:t xml:space="preserve">누가 등록했나</w:t>
+              <w:t xml:space="preserve">누가 상담하나</w:t>
             </w:r>
           </w:p>
         </w:tc>
@@ -649,7 +649,7 @@
                 <w:szCs w:val="19"/>
                 <w:rFonts w:ascii="맑은 고딕" w:cs="맑은 고딕" w:eastAsia="맑은 고딕" w:hAnsi="맑은 고딕"/>
               </w:rPr>
-              <w:t xml:space="preserve">상담소 채널</w:t>
+              <w:t xml:space="preserve">앱 채널</w:t>
             </w:r>
           </w:p>
         </w:tc>
@@ -683,7 +683,7 @@
                 <w:szCs w:val="19"/>
                 <w:rFonts w:ascii="맑은 고딕" w:cs="맑은 고딕" w:eastAsia="맑은 고딕" w:hAnsi="맑은 고딕"/>
               </w:rPr>
-              <w:t xml:space="preserve">제휴 심리상담소가 내담자를 앱에 등록</w:t>
+              <w:t xml:space="preserve">개인 상담사 · 연결 없는 내담자</w:t>
             </w:r>
           </w:p>
         </w:tc>
@@ -717,7 +717,7 @@
                 <w:szCs w:val="19"/>
                 <w:rFonts w:ascii="맑은 고딕" w:cs="맑은 고딕" w:eastAsia="맑은 고딕" w:hAnsi="맑은 고딕"/>
               </w:rPr>
-              <w:t xml:space="preserve">상담소 90% / 앱 7% / 결제수수료 약 3%</w:t>
+              <w:t xml:space="preserve">상담사 70%(6만원 넘는 부분 55%) / 결제수수료 약 3% / 나머지 앱</w:t>
             </w:r>
           </w:p>
         </w:tc>
@@ -751,7 +751,7 @@
                 <w:szCs w:val="19"/>
                 <w:rFonts w:ascii="맑은 고딕" w:cs="맑은 고딕" w:eastAsia="맑은 고딕" w:hAnsi="맑은 고딕"/>
               </w:rPr>
-              <w:t xml:space="preserve">상담소</w:t>
+              <w:t xml:space="preserve">앱</w:t>
             </w:r>
           </w:p>
         </w:tc>
@@ -790,7 +790,7 @@
                 <w:szCs w:val="19"/>
                 <w:rFonts w:ascii="맑은 고딕" w:cs="맑은 고딕" w:eastAsia="맑은 고딕" w:hAnsi="맑은 고딕"/>
               </w:rPr>
-              <w:t xml:space="preserve">앱 채널</w:t>
+              <w:t xml:space="preserve">소개 채널</w:t>
             </w:r>
           </w:p>
         </w:tc>
@@ -824,7 +824,7 @@
                 <w:szCs w:val="19"/>
                 <w:rFonts w:ascii="맑은 고딕" w:cs="맑은 고딕" w:eastAsia="맑은 고딕" w:hAnsi="맑은 고딕"/>
               </w:rPr>
-              <w:t xml:space="preserve">내담자가 직접 앱 설치</w:t>
+              <w:t xml:space="preserve">개인 상담사 · 상담소 코드로 연결된 내담자</w:t>
             </w:r>
           </w:p>
         </w:tc>
@@ -858,7 +858,7 @@
                 <w:szCs w:val="19"/>
                 <w:rFonts w:ascii="맑은 고딕" w:cs="맑은 고딕" w:eastAsia="맑은 고딕" w:hAnsi="맑은 고딕"/>
               </w:rPr>
-              <w:t xml:space="preserve">상담사 70%(6만원 넘는 부분 55%) / 결제수수료 약 3% / 나머지 앱</w:t>
+              <w:t xml:space="preserve">상담사 70/55% / 상담소 20%(소개료) / 결제수수료 3% / 나머지 앱</w:t>
             </w:r>
           </w:p>
         </w:tc>
@@ -892,7 +892,148 @@
                 <w:szCs w:val="19"/>
                 <w:rFonts w:ascii="맑은 고딕" w:cs="맑은 고딕" w:eastAsia="맑은 고딕" w:hAnsi="맑은 고딕"/>
               </w:rPr>
-              <w:t xml:space="preserve">앱</w:t>
+              <w:t xml:space="preserve">앱 (상담소에는 소개료만)</w:t>
+            </w:r>
+          </w:p>
+        </w:tc>
+      </w:tr>
+      <w:tr>
+        <w:trPr>
+          <w:cantSplit/>
+        </w:trPr>
+        <w:tc>
+          <w:tcPr>
+            <w:tcW w:type="dxa" w:w="1500"/>
+            <w:tcBorders>
+              <w:top w:val="single" w:color="999999" w:sz="4"/>
+              <w:left w:val="single" w:color="999999" w:sz="4"/>
+              <w:bottom w:val="single" w:color="999999" w:sz="4"/>
+              <w:right w:val="single" w:color="999999" w:sz="4"/>
+            </w:tcBorders>
+            <w:tcMar>
+              <w:top w:type="dxa" w:w="60"/>
+              <w:left w:type="dxa" w:w="100"/>
+              <w:bottom w:type="dxa" w:w="60"/>
+              <w:right w:type="dxa" w:w="100"/>
+            </w:tcMar>
+            <w:vAlign w:val="center"/>
+          </w:tcPr>
+          <w:p>
+            <w:pPr>
+              <w:spacing w:before="0" w:after="0" w:line="300"/>
+              <w:jc w:val="left"/>
+            </w:pPr>
+            <w:r>
+              <w:rPr>
+                <w:b w:val="false"/>
+                <w:bCs w:val="false"/>
+                <w:sz w:val="19"/>
+                <w:szCs w:val="19"/>
+                <w:rFonts w:ascii="맑은 고딕" w:cs="맑은 고딕" w:eastAsia="맑은 고딕" w:hAnsi="맑은 고딕"/>
+              </w:rPr>
+              <w:t xml:space="preserve">상담소 채널</w:t>
+            </w:r>
+          </w:p>
+        </w:tc>
+        <w:tc>
+          <w:tcPr>
+            <w:tcW w:type="dxa" w:w="2200"/>
+            <w:tcBorders>
+              <w:top w:val="single" w:color="999999" w:sz="4"/>
+              <w:left w:val="single" w:color="999999" w:sz="4"/>
+              <w:bottom w:val="single" w:color="999999" w:sz="4"/>
+              <w:right w:val="single" w:color="999999" w:sz="4"/>
+            </w:tcBorders>
+            <w:tcMar>
+              <w:top w:type="dxa" w:w="60"/>
+              <w:left w:type="dxa" w:w="100"/>
+              <w:bottom w:type="dxa" w:w="60"/>
+              <w:right w:type="dxa" w:w="100"/>
+            </w:tcMar>
+            <w:vAlign w:val="center"/>
+          </w:tcPr>
+          <w:p>
+            <w:pPr>
+              <w:spacing w:before="0" w:after="0" w:line="300"/>
+              <w:jc w:val="left"/>
+            </w:pPr>
+            <w:r>
+              <w:rPr>
+                <w:b w:val="false"/>
+                <w:bCs w:val="false"/>
+                <w:sz w:val="19"/>
+                <w:szCs w:val="19"/>
+                <w:rFonts w:ascii="맑은 고딕" w:cs="맑은 고딕" w:eastAsia="맑은 고딕" w:hAnsi="맑은 고딕"/>
+              </w:rPr>
+              <w:t xml:space="preserve">제휴 상담소 소속 상담사(상담소가 승인)</w:t>
+            </w:r>
+          </w:p>
+        </w:tc>
+        <w:tc>
+          <w:tcPr>
+            <w:tcW w:type="dxa" w:w="3326"/>
+            <w:tcBorders>
+              <w:top w:val="single" w:color="999999" w:sz="4"/>
+              <w:left w:val="single" w:color="999999" w:sz="4"/>
+              <w:bottom w:val="single" w:color="999999" w:sz="4"/>
+              <w:right w:val="single" w:color="999999" w:sz="4"/>
+            </w:tcBorders>
+            <w:tcMar>
+              <w:top w:type="dxa" w:w="60"/>
+              <w:left w:type="dxa" w:w="100"/>
+              <w:bottom w:type="dxa" w:w="60"/>
+              <w:right w:type="dxa" w:w="100"/>
+            </w:tcMar>
+            <w:vAlign w:val="center"/>
+          </w:tcPr>
+          <w:p>
+            <w:pPr>
+              <w:spacing w:before="0" w:after="0" w:line="300"/>
+              <w:jc w:val="left"/>
+            </w:pPr>
+            <w:r>
+              <w:rPr>
+                <w:b w:val="false"/>
+                <w:bCs w:val="false"/>
+                <w:sz w:val="19"/>
+                <w:szCs w:val="19"/>
+                <w:rFonts w:ascii="맑은 고딕" w:cs="맑은 고딕" w:eastAsia="맑은 고딕" w:hAnsi="맑은 고딕"/>
+              </w:rPr>
+              <w:t xml:space="preserve">상담소 90% / 앱 7% / 결제수수료 약 3%</w:t>
+            </w:r>
+          </w:p>
+        </w:tc>
+        <w:tc>
+          <w:tcPr>
+            <w:tcW w:type="dxa" w:w="2000"/>
+            <w:tcBorders>
+              <w:top w:val="single" w:color="999999" w:sz="4"/>
+              <w:left w:val="single" w:color="999999" w:sz="4"/>
+              <w:bottom w:val="single" w:color="999999" w:sz="4"/>
+              <w:right w:val="single" w:color="999999" w:sz="4"/>
+            </w:tcBorders>
+            <w:tcMar>
+              <w:top w:type="dxa" w:w="60"/>
+              <w:left w:type="dxa" w:w="100"/>
+              <w:bottom w:type="dxa" w:w="60"/>
+              <w:right w:type="dxa" w:w="100"/>
+            </w:tcMar>
+            <w:vAlign w:val="center"/>
+          </w:tcPr>
+          <w:p>
+            <w:pPr>
+              <w:spacing w:before="0" w:after="0" w:line="300"/>
+              <w:jc w:val="left"/>
+            </w:pPr>
+            <w:r>
+              <w:rPr>
+                <w:b w:val="false"/>
+                <w:bCs w:val="false"/>
+                <w:sz w:val="19"/>
+                <w:szCs w:val="19"/>
+                <w:rFonts w:ascii="맑은 고딕" w:cs="맑은 고딕" w:eastAsia="맑은 고딕" w:hAnsi="맑은 고딕"/>
+              </w:rPr>
+              <w:t xml:space="preserve">상담소</w:t>
             </w:r>
           </w:p>
         </w:tc>
@@ -1665,7 +1806,7 @@
           <w:szCs w:val="19"/>
           <w:rFonts w:ascii="맑은 고딕" w:cs="맑은 고딕" w:eastAsia="맑은 고딕" w:hAnsi="맑은 고딕"/>
         </w:rPr>
-        <w:t xml:space="preserve">4. ★★ 상담사는 등록할 때 소속 상담소를 고를 수 있고, 소속이 있으면 그 상담사의 모든 상담료(앱으로 직접 가입한 내담자 건 포함)가 상담소로 가고 상담소가 상담사에게 지급합니다(앱은 그 상담사의 계좌를 받지 않음). 상담소가 유치하지 않은 내담자 건의 상담료까지 상담소로 보내는 이 구조에 문제가 없나요? 반대로 소속 없는 상담사가 상담소와 연결된 내담자를 상담하면 상담료가 상담소로 가고 상담소가 그 상담사에게 지급하는데, 이것도 괜찮나요?</w:t>
+        <w:t xml:space="preserve">4. ★★★ 상담이 생기는 경우가 셋입니다. ① 개인 상담사+연결 없는 내담자(앱 채널) ② 상담소와 연결된 내담자가 소속 아닌 개인 상담사와 상담(소개 채널: 상담소에 상담료의 20%를 소개료로 지급, 상담사 몫은 앱이 지급) ③ 상담소 소속 상담사의 모든 상담(상담소 채널: 상담소 90%, 상담소가 상담사에게 지급). 심리상담사업자에게 주는 ②의 소개료 20%가 문제되지 않나요? 상담소가 의료기관과 연계돼 있으면 환자 소개 대가로 볼 위험이 있나요? ③에서 상담소가 유치하지 않은 내담자 건까지 상담소로 보내는 것은 괜찮나요?</w:t>
       </w:r>
     </w:p>
     <w:p>

--- a/legal/전문가_상담_질문지.docx
+++ b/legal/전문가_상담_질문지.docx
@@ -3480,7 +3480,7 @@
           <w:szCs w:val="20"/>
           <w:rFonts w:ascii="맑은 고딕" w:cs="맑은 고딕" w:eastAsia="맑은 고딕" w:hAnsi="맑은 고딕"/>
         </w:rPr>
-        <w:t xml:space="preserve">이용약관 v2 — neurumind.com/terms.html (변호사)</w:t>
+        <w:t xml:space="preserve">이용약관 v2 — mindinsideapp.com/terms.html (변호사)</w:t>
       </w:r>
     </w:p>
     <w:p>
@@ -3500,7 +3500,7 @@
           <w:szCs w:val="20"/>
           <w:rFonts w:ascii="맑은 고딕" w:cs="맑은 고딕" w:eastAsia="맑은 고딕" w:hAnsi="맑은 고딕"/>
         </w:rPr>
-        <w:t xml:space="preserve">개인정보처리방침 v2 — neurumind.com/privacy.html (변호사·보험사)</w:t>
+        <w:t xml:space="preserve">개인정보처리방침 v2 — mindinsideapp.com/privacy.html (변호사·보험사)</w:t>
       </w:r>
     </w:p>
     <w:p>
